--- a/public/learn/AgentFEM-first-simulations.docx
+++ b/public/learn/AgentFEM-first-simulations.docx
@@ -3162,7 +3162,7 @@
       <w:r>
         <w:drawing>
           <wp:inline xmlns:a="http://schemas.openxmlformats.org/drawingml/2006/main" xmlns:pic="http://schemas.openxmlformats.org/drawingml/2006/picture">
-            <wp:extent cx="4699000" cy="1342571"/>
+            <wp:extent cx="4699000" cy="1255578"/>
             <wp:docPr id="5" name="Picture 5" descr="beam 参考结果图"/>
             <wp:cNvGraphicFramePr>
               <a:graphicFrameLocks noChangeAspect="1"/>
@@ -3183,7 +3183,7 @@
                   <pic:spPr>
                     <a:xfrm>
                       <a:off x="0" y="0"/>
-                      <a:ext cx="4699000" cy="1342571"/>
+                      <a:ext cx="4699000" cy="1255578"/>
                     </a:xfrm>
                     <a:prstGeom prst="rect"/>
                   </pic:spPr>

--- a/public/learn/AgentFEM-first-simulations.docx
+++ b/public/learn/AgentFEM-first-simulations.docx
@@ -719,6 +719,21 @@
           <w:sz w:val="17"/>
         </w:rPr>
         <w:t>。Windows 使用 WSL2。</w:t>
+      </w:r>
+    </w:p>
+    <w:p>
+      <w:pPr>
+        <w:pStyle w:val="Caption"/>
+        <w:keepNext w:val="0"/>
+        <w:widowControl/>
+        <w:spacing w:after="100" w:before="0" w:line="260" w:lineRule="exact"/>
+      </w:pPr>
+      <w:r>
+        <w:rPr>
+          <w:rFonts w:ascii="Songti SC" w:hAnsi="Songti SC" w:eastAsia="Songti SC"/>
+          <w:sz w:val="17"/>
+        </w:rPr>
+        <w:t>致谢：感谢西北工业大学白任梓老师首次完成 AgentFEM 的 Windows 安装，并为本教学讲义的编制提供支持。</w:t>
       </w:r>
     </w:p>
     <w:p>
@@ -5067,7 +5082,7 @@
       </w:tabs>
     </w:pPr>
     <w:r>
-      <w:t>Haoming Luo</w:t>
+      <w:t>添加页脚</w:t>
     </w:r>
     <w:r>
       <w:tab/>

--- a/public/learn/AgentFEM-first-simulations.docx
+++ b/public/learn/AgentFEM-first-simulations.docx
@@ -73,7 +73,7 @@
           <w:rFonts w:ascii="Songti SC" w:hAnsi="Songti SC" w:eastAsia="Songti SC"/>
           <w:sz w:val="21"/>
         </w:rPr>
-        <w:t>通过四个基本问题，学习如何向 AI 助手清楚描述有限元任务，检查建模条件，并利用理论解或数值对比判断结果是否合理。学生无需预先编写程序，但应能识别几何、材料、约束、载荷及输出量。</w:t>
+        <w:t>通过四个基本问题，学习描述有限元任务、检查建模条件，并用理论解或数值对比判断结果是否合理。无需预先编写程序，但应能识别几何、材料、约束、载荷及输出量。</w:t>
       </w:r>
     </w:p>
     <w:p>
@@ -93,30 +93,60 @@
     </w:p>
     <w:p>
       <w:pPr>
+        <w:pStyle w:val="Caption"/>
         <w:keepNext w:val="0"/>
         <w:widowControl/>
-        <w:spacing w:after="160" w:before="0" w:line="340" w:lineRule="exact"/>
+        <w:spacing w:after="100" w:before="0" w:line="260" w:lineRule="exact"/>
+      </w:pPr>
+      <w:r>
+        <w:rPr>
+          <w:rFonts w:ascii="Songti SC" w:hAnsi="Songti SC" w:eastAsia="Songti SC"/>
+          <w:sz w:val="17"/>
+        </w:rPr>
+        <w:t>使用已接入本地 AgentFEM 的 AI 助手。先发送环境检查提示词：</w:t>
+      </w:r>
+    </w:p>
+    <w:p>
+      <w:pPr>
+        <w:keepNext w:val="0"/>
+        <w:widowControl/>
+        <w:spacing w:after="160" w:before="100" w:line="300" w:lineRule="exact"/>
       </w:pPr>
       <w:r>
         <w:rPr>
           <w:rFonts w:ascii="Songti SC" w:hAnsi="Songti SC" w:eastAsia="Songti SC"/>
           <w:sz w:val="21"/>
         </w:rPr>
-        <w:t>使用能够调用本地 AgentFEM 的 AI 助手，并准备独立的练习文件夹。首次使用时，发送以下环境检查提示词；确认软件可运行后再开始练习。</w:t>
+        <w:t>请先检查能否调用 AgentFEM，告诉我软件版本和项目保存位置。若需安装或配置，先征求我的同意。现在只检查环境，不开始仿真。</w:t>
+      </w:r>
+    </w:p>
+    <w:p>
+      <w:pPr>
+        <w:pStyle w:val="Caption"/>
+        <w:keepNext w:val="0"/>
+        <w:widowControl/>
+        <w:spacing w:after="100" w:before="0" w:line="260" w:lineRule="exact"/>
+      </w:pPr>
+      <w:r>
+        <w:rPr>
+          <w:rFonts w:ascii="Songti SC" w:hAnsi="Songti SC" w:eastAsia="Songti SC"/>
+          <w:sz w:val="17"/>
+        </w:rPr>
+        <w:t>确认可用后，发送以下约定；等 AI 回复，再选择一道题发送。</w:t>
       </w:r>
     </w:p>
     <w:p>
       <w:pPr>
         <w:keepNext w:val="0"/>
         <w:widowControl/>
-        <w:spacing w:after="160" w:before="100" w:line="340" w:lineRule="exact"/>
+        <w:spacing w:after="160" w:before="100" w:line="300" w:lineRule="exact"/>
       </w:pPr>
       <w:r>
         <w:rPr>
           <w:rFonts w:ascii="Songti SC" w:hAnsi="Songti SC" w:eastAsia="Songti SC"/>
           <w:sz w:val="21"/>
         </w:rPr>
-        <w:t>请检查当前环境能否调用 AgentFEM 并运行计算，报告软件版本、可用工具和项目保存位置。若尚未安装或接入，请先说明需要完成的配置；安装或授权前征求我的同意。</w:t>
+        <w:t>接下来我会发送具体题目。收到后，请新建 AgentFEM 项目，检查设置并实际计算，保留模型和结果；给出结果图、关键数值及单位，注明网格和求解设置，并简要解释。缺少必要条件或无法运行时请说明。现在只回复“准备好了，请发送题目”，不要开始建模、猜测题目或提供选题。</w:t>
       </w:r>
     </w:p>
     <w:p>
@@ -138,70 +168,42 @@
       <w:pPr>
         <w:keepNext w:val="0"/>
         <w:widowControl/>
-        <w:spacing w:after="160" w:before="0" w:line="340" w:lineRule="exact"/>
+        <w:spacing w:after="100" w:before="0" w:line="300" w:lineRule="exact"/>
       </w:pPr>
       <w:r>
         <w:rPr>
           <w:rFonts w:ascii="Songti SC" w:hAnsi="Songti SC" w:eastAsia="Songti SC"/>
           <w:sz w:val="21"/>
         </w:rPr>
-        <w:t>• 阅读题目，先判断结果的方向、量级或变化趋势。</w:t>
+        <w:t>• 阅读题目，预判结果方向和量级；发送本题提示词，检查图、数值和单位。</w:t>
       </w:r>
     </w:p>
     <w:p>
       <w:pPr>
         <w:keepNext w:val="0"/>
         <w:widowControl/>
-        <w:spacing w:after="160" w:before="0" w:line="340" w:lineRule="exact"/>
+        <w:spacing w:after="100" w:before="0" w:line="300" w:lineRule="exact"/>
       </w:pPr>
       <w:r>
         <w:rPr>
           <w:rFonts w:ascii="Songti SC" w:hAnsi="Songti SC" w:eastAsia="Songti SC"/>
           <w:sz w:val="21"/>
         </w:rPr>
-        <w:t>• 复制本题提示词，请 AI 建立项目并实际运行。</w:t>
+        <w:t>• 完成参数对比或步长检查，填写实验记录，独立解释结果。</w:t>
       </w:r>
     </w:p>
     <w:p>
       <w:pPr>
         <w:keepNext w:val="0"/>
         <w:widowControl/>
-        <w:spacing w:after="160" w:before="0" w:line="340" w:lineRule="exact"/>
+        <w:spacing w:after="100" w:before="0" w:line="300" w:lineRule="exact"/>
       </w:pPr>
       <w:r>
         <w:rPr>
           <w:rFonts w:ascii="Songti SC" w:hAnsi="Songti SC" w:eastAsia="Songti SC"/>
           <w:sz w:val="21"/>
         </w:rPr>
-        <w:t>• 查看图、数值与单位，记录所用网格和求解设置。</w:t>
-      </w:r>
-    </w:p>
-    <w:p>
-      <w:pPr>
-        <w:keepNext w:val="0"/>
-        <w:widowControl/>
-        <w:spacing w:after="160" w:before="0" w:line="340" w:lineRule="exact"/>
-      </w:pPr>
-      <w:r>
-        <w:rPr>
-          <w:rFonts w:ascii="Songti SC" w:hAnsi="Songti SC" w:eastAsia="Songti SC"/>
-          <w:sz w:val="21"/>
-        </w:rPr>
-        <w:t>• 完成参数对比或步长检查，再独立作出解释。</w:t>
-      </w:r>
-    </w:p>
-    <w:p>
-      <w:pPr>
-        <w:keepNext w:val="0"/>
-        <w:widowControl/>
-        <w:spacing w:after="160" w:before="0" w:line="340" w:lineRule="exact"/>
-      </w:pPr>
-      <w:r>
-        <w:rPr>
-          <w:rFonts w:ascii="Songti SC" w:hAnsi="Songti SC" w:eastAsia="Songti SC"/>
-          <w:sz w:val="21"/>
-        </w:rPr>
-        <w:t>• 完成记录后，阅读第 6—7 页参考解答；差异较大时先核对条件，再加密网格或减小步长。</w:t>
+        <w:t>• 最后核对第 6—7 页参考解答；差异较大时先检查条件，再加密网格或减小步长。</w:t>
       </w:r>
     </w:p>
     <w:p>
@@ -1088,7 +1090,7 @@
           <w:rFonts w:ascii="Songti SC" w:hAnsi="Songti SC" w:eastAsia="Songti SC"/>
           <w:sz w:val="21"/>
         </w:rPr>
-        <w:t>使用 AgentFEM 计算钢悬臂梁的静力变形。梁长 200 mm、高 20 mm、厚 10 mm，弹性模量 210 GPa、泊松比 0.30。采用二维平面应力、小变形线弹性模型，忽略重力。左端两个位移分量均固定，右端施加均匀向下的总力 200 N；请按厚度换算面力，不要将总力直接作为面力。输出右端中点的竖向位移（mm）、位移云图和变形图，注明变形放大倍数。 请建立独立的 AgentFEM 项目并实际运行，保留建模文件、计算结果和关键数值表，报告采用的网格与求解设置。若无法运行，请说明原因，不要用估算值替代计算结果。</w:t>
+        <w:t>请用 AgentFEM 算一根钢悬臂梁：长 200 mm、高 20 mm、厚 10 mm，弹性模量 210 GPa、泊松比 0.3。左端固定，右端面均布向下的总力 200 N。采用二维平面应力、小变形线弹性，忽略重力。给我变形图和右端中点下沉量（mm），图上注明变形放大倍数。</w:t>
       </w:r>
     </w:p>
     <w:p>
@@ -1174,7 +1176,7 @@
           <w:rFonts w:ascii="Songti SC" w:hAnsi="Songti SC" w:eastAsia="Songti SC"/>
           <w:sz w:val="21"/>
         </w:rPr>
-        <w:t>保留原模型，将总力改为 400 N 再计算。列出两次端部下沉量及其比值，并用梁理论解释结果。</w:t>
+        <w:t>把总力改成 400 N，其他不变，再算一次。比较两次端部下沉量及其比值，用梁理论解释结果。</w:t>
       </w:r>
     </w:p>
     <w:p>
@@ -1589,7 +1591,7 @@
           <w:rFonts w:ascii="Songti SC" w:hAnsi="Songti SC" w:eastAsia="Songti SC"/>
           <w:sz w:val="21"/>
         </w:rPr>
-        <w:t>使用 AgentFEM 计算厚壁圆筒的内压响应。内半径 25 mm、外半径 50 mm，取轴向长度 100 mm，弹性模量 210 GPa、泊松比 0.30。采用线弹性轴对称模型，全域轴向位移设为零，以表示轴向平面应变。内壁承受 10 MPa 压力，外壁径向自由，不添加封头载荷。输出内壁径向位移（μm），以及轴向中部从内壁到外壁的径向位移曲线；用相同假设下的拉梅解核对。 请建立独立的 AgentFEM 项目并实际运行，保留建模文件、计算结果和关键数值表，报告采用的网格与求解设置。若无法运行，请说明原因，不要用估算值替代计算结果。</w:t>
+        <w:t>请用 AgentFEM 算一个厚壁圆筒：内半径 25 mm、外半径 50 mm、长 100 mm，弹性模量 210 GPa、泊松比 0.3。内压 10 MPa，外壁径向自由，不加封头载荷。采用线弹性轴对称模型，全域轴向位移为零。给我内壁径向位移（μm）和轴向中部沿壁厚的位移曲线，用拉梅解核对。</w:t>
       </w:r>
     </w:p>
     <w:p>
@@ -1675,7 +1677,7 @@
           <w:rFonts w:ascii="Songti SC" w:hAnsi="Songti SC" w:eastAsia="Songti SC"/>
           <w:sz w:val="21"/>
         </w:rPr>
-        <w:t>保留基准结果，将外半径改为 60 mm 后重新计算。比较两种厚度的内壁径向位移，并与拉梅解核对。</w:t>
+        <w:t>把外半径改成 60 mm，其他不变，再算一次。比较两次内壁径向位移，用拉梅解核对，说明加厚筒壁的影响。</w:t>
       </w:r>
     </w:p>
     <w:p>
@@ -2036,7 +2038,7 @@
           <w:rFonts w:ascii="Songti SC" w:hAnsi="Songti SC" w:eastAsia="Songti SC"/>
           <w:sz w:val="21"/>
         </w:rPr>
-        <w:t>使用 AgentFEM 计算二维矩形板的稳态导热。板长 100 mm、高 40 mm，导热系数为常数 45 W/(m·K)。左边保持 100 ℃，右边保持 20 ℃，其余边界绝热，无内部热源。输出温度云图、中心点温度（℃）、沿水平中线的温度曲线，以及沿长度方向的热流密度（W/m²）。规定 x 从左向右，不计算流动和热应力。 请建立独立的 AgentFEM 项目并实际运行，保留建模文件、计算结果和关键数值表，报告采用的网格与求解设置。若无法运行，请说明原因，不要用估算值替代计算结果。</w:t>
+        <w:t>请用 AgentFEM 做二维稳态导热：金属板长 100 mm、高 40 mm，均匀导热系数 45 W/(m·K)。左边保持 100 ℃，右边保持 20 ℃，其余边界绝热，没有内部热源。给我温度云图、中心温度（℃）、水平中线温度曲线和向右的热流密度（W/m²）。</w:t>
       </w:r>
     </w:p>
     <w:p>
@@ -2122,7 +2124,7 @@
           <w:rFonts w:ascii="Songti SC" w:hAnsi="Songti SC" w:eastAsia="Songti SC"/>
           <w:sz w:val="21"/>
         </w:rPr>
-        <w:t>把导热系数改为 90 W/(m·K)，其余条件不变，重新计算。将两次中心温度和热流密度列表比较，解释二者为什么不一定同时改变。</w:t>
+        <w:t>把导热系数改成 90 W/(m·K)，其他不变，再算一次。比较温度分布和热流密度，用傅里叶定律解释结果。</w:t>
       </w:r>
     </w:p>
     <w:p>
@@ -2591,7 +2593,7 @@
           <w:rFonts w:ascii="Songti SC" w:hAnsi="Songti SC" w:eastAsia="Songti SC"/>
           <w:sz w:val="21"/>
         </w:rPr>
-        <w:t>使用 AgentFEM 计算二维矩形板的瞬态升温。板长 100 mm、高 40 mm，初温 20 ℃；导热系数 45 W/(m·K)、密度 7800 kg/m³、比热 500 J/(kg·K)，材料参数不随温度变化。从 0 秒之后左边保持 100 ℃、右边保持 20 ℃，其余边界绝热，无内部热源。采用隐式 Euler，时间步长 2 秒，计算至 600 秒。输出中心温度时间曲线和 CSV 表，每 10 秒保存一帧 ParaView 可读温度场；温度图和表统一用 ℃，同时保留原始计算结果。 请建立独立的 AgentFEM 项目并实际运行，保留建模文件、计算结果和关键数值表，报告采用的网格与求解设置。若无法运行，请说明原因，不要用估算值替代计算结果。</w:t>
+        <w:t>请用 AgentFEM 算二维金属板升温：长 100 mm、高 40 mm，初温 20 ℃。导热系数 45 W/(m·K)、密度 7800 kg/m³、比热 500 J/(kg·K)，均保持常数。开始加热后左边保持 100 ℃、右边保持 20 ℃，其余边界绝热，无内部热源。用隐式 Euler、2 秒步长算到 600 秒。给我中心温度曲线及数据表（℃），每 10 秒保存一帧 ParaView 可播放的温度场。</w:t>
       </w:r>
     </w:p>
     <w:p>
@@ -2677,7 +2679,7 @@
           <w:rFonts w:ascii="Songti SC" w:hAnsi="Songti SC" w:eastAsia="Songti SC"/>
           <w:sz w:val="21"/>
         </w:rPr>
-        <w:t>将时间步长改为 1 秒，网格与其他条件不变。叠加两条中心温度曲线，报告共同采样时刻的最大温度差及 600 秒温度差；说明结果对时间步长是否敏感。</w:t>
+        <w:t>将时间步长减到 1 秒，网格和其他条件不变，再算一次。叠加两条中心温度曲线，比较共同采样时刻的最大温差和 600 秒时的温差，判断原步长是否足够。</w:t>
       </w:r>
     </w:p>
     <w:p>

--- a/public/learn/AgentFEM-first-simulations.docx
+++ b/public/learn/AgentFEM-first-simulations.docx
@@ -146,7 +146,7 @@
           <w:rFonts w:ascii="Songti SC" w:hAnsi="Songti SC" w:eastAsia="Songti SC"/>
           <w:sz w:val="21"/>
         </w:rPr>
-        <w:t>接下来我会发送具体题目。收到后，请新建 AgentFEM 项目，检查设置并实际计算，保留模型和结果；给出结果图、关键数值及单位，注明网格和求解设置，并简要解释。缺少必要条件或无法运行时请说明。现在只回复“准备好了，请发送题目”，不要开始建模、猜测题目或提供选题。</w:t>
+        <w:t>接下来我会发送题目。收到后，请新建 AgentFEM 项目，检查并运行，保留模型和结果。完成后只展示一张结果图、关键数值与单位，并用两三句话解释，不展开长篇分析。缺少必要条件或无法运行时请说明。现在只回复“准备好了，请发送题目”，不要开始计算或猜测题目。</w:t>
       </w:r>
     </w:p>
     <w:p>

--- a/public/learn/AgentFEM-first-simulations.docx
+++ b/public/learn/AgentFEM-first-simulations.docx
@@ -721,21 +721,6 @@
           <w:sz w:val="17"/>
         </w:rPr>
         <w:t>。Windows 使用 WSL2。</w:t>
-      </w:r>
-    </w:p>
-    <w:p>
-      <w:pPr>
-        <w:pStyle w:val="Caption"/>
-        <w:keepNext w:val="0"/>
-        <w:widowControl/>
-        <w:spacing w:after="100" w:before="0" w:line="260" w:lineRule="exact"/>
-      </w:pPr>
-      <w:r>
-        <w:rPr>
-          <w:rFonts w:ascii="Songti SC" w:hAnsi="Songti SC" w:eastAsia="Songti SC"/>
-          <w:sz w:val="17"/>
-        </w:rPr>
-        <w:t>致谢：感谢西北工业大学白任梓老师首次完成 AgentFEM 的 Windows 安装，并为本教学讲义的编制提供支持。</w:t>
       </w:r>
     </w:p>
     <w:p>
@@ -4126,7 +4111,7 @@
       <w:r>
         <w:drawing>
           <wp:inline xmlns:a="http://schemas.openxmlformats.org/drawingml/2006/main" xmlns:pic="http://schemas.openxmlformats.org/drawingml/2006/picture">
-            <wp:extent cx="3810000" cy="1086406"/>
+            <wp:extent cx="2921000" cy="832911"/>
             <wp:docPr id="7" name="Picture 7" descr="steady 参考结果图"/>
             <wp:cNvGraphicFramePr>
               <a:graphicFrameLocks noChangeAspect="1"/>
@@ -4147,7 +4132,7 @@
                   <pic:spPr>
                     <a:xfrm>
                       <a:off x="0" y="0"/>
-                      <a:ext cx="3810000" cy="1086406"/>
+                      <a:ext cx="2921000" cy="832911"/>
                     </a:xfrm>
                     <a:prstGeom prst="rect"/>
                   </pic:spPr>
@@ -4901,7 +4886,7 @@
       <w:r>
         <w:drawing>
           <wp:inline xmlns:a="http://schemas.openxmlformats.org/drawingml/2006/main" xmlns:pic="http://schemas.openxmlformats.org/drawingml/2006/picture">
-            <wp:extent cx="3810000" cy="1086406"/>
+            <wp:extent cx="2921000" cy="832911"/>
             <wp:docPr id="8" name="Picture 8" descr="transient 参考结果图"/>
             <wp:cNvGraphicFramePr>
               <a:graphicFrameLocks noChangeAspect="1"/>
@@ -4922,7 +4907,7 @@
                   <pic:spPr>
                     <a:xfrm>
                       <a:off x="0" y="0"/>
-                      <a:ext cx="3810000" cy="1086406"/>
+                      <a:ext cx="2921000" cy="832911"/>
                     </a:xfrm>
                     <a:prstGeom prst="rect"/>
                   </pic:spPr>
@@ -5061,6 +5046,21 @@
           <w:t>https://haoming-luo.github.io/agentfem/agents/mcp/</w:t>
         </w:r>
       </w:hyperlink>
+    </w:p>
+    <w:p>
+      <w:pPr>
+        <w:pStyle w:val="Caption"/>
+        <w:keepNext w:val="0"/>
+        <w:widowControl/>
+        <w:spacing w:after="100" w:before="0" w:line="260" w:lineRule="exact"/>
+      </w:pPr>
+      <w:r>
+        <w:rPr>
+          <w:rFonts w:ascii="Songti SC" w:hAnsi="Songti SC" w:eastAsia="Songti SC"/>
+          <w:sz w:val="17"/>
+        </w:rPr>
+        <w:t>致谢：感谢北京理工大学王猛教授最早提出将 AI 原生有限元仿真引入课堂的建议，感谢西北工业大学白任梓老师在 Windows 安装验证与教学讲义编制中的贡献。</w:t>
+      </w:r>
     </w:p>
     <w:sectPr>
       <w:headerReference w:type="default" r:id="rId9"/>

--- a/public/learn/AgentFEM-first-simulations.docx
+++ b/public/learn/AgentFEM-first-simulations.docx
@@ -5059,7 +5059,7 @@
           <w:rFonts w:ascii="Songti SC" w:hAnsi="Songti SC" w:eastAsia="Songti SC"/>
           <w:sz w:val="17"/>
         </w:rPr>
-        <w:t>致谢：感谢北京理工大学王猛教授最早提出将 AI 原生有限元仿真引入课堂的建议，感谢西北工业大学白任梓老师在 Windows 安装验证与教学讲义编制中的贡献。</w:t>
+        <w:t>致谢：感谢北京理工大学王猛教授最早提出将 AI 原生有限元仿真引入课堂的建议，感谢西北工业大学白任梓老师首次完成 AgentFEM 的 Windows 安装验证，并参与教学讲义编制。</w:t>
       </w:r>
     </w:p>
     <w:sectPr>

--- a/public/learn/AgentFEM-first-simulations.docx
+++ b/public/learn/AgentFEM-first-simulations.docx
@@ -721,21 +721,6 @@
           <w:sz w:val="17"/>
         </w:rPr>
         <w:t>。Windows 使用 WSL2。</w:t>
-      </w:r>
-    </w:p>
-    <w:p>
-      <w:pPr>
-        <w:pStyle w:val="Caption"/>
-        <w:keepNext w:val="0"/>
-        <w:widowControl/>
-        <w:spacing w:after="100" w:before="0" w:line="260" w:lineRule="exact"/>
-      </w:pPr>
-      <w:r>
-        <w:rPr>
-          <w:rFonts w:ascii="Songti SC" w:hAnsi="Songti SC" w:eastAsia="Songti SC"/>
-          <w:sz w:val="17"/>
-        </w:rPr>
-        <w:t>致谢：感谢西北工业大学白任梓老师首次完成 AgentFEM 的 Windows 安装，并为本教学讲义的编制提供支持。</w:t>
       </w:r>
     </w:p>
     <w:p>
@@ -4126,7 +4111,7 @@
       <w:r>
         <w:drawing>
           <wp:inline xmlns:a="http://schemas.openxmlformats.org/drawingml/2006/main" xmlns:pic="http://schemas.openxmlformats.org/drawingml/2006/picture">
-            <wp:extent cx="3810000" cy="1086406"/>
+            <wp:extent cx="2921000" cy="832911"/>
             <wp:docPr id="7" name="Picture 7" descr="steady 参考结果图"/>
             <wp:cNvGraphicFramePr>
               <a:graphicFrameLocks noChangeAspect="1"/>
@@ -4147,7 +4132,7 @@
                   <pic:spPr>
                     <a:xfrm>
                       <a:off x="0" y="0"/>
-                      <a:ext cx="3810000" cy="1086406"/>
+                      <a:ext cx="2921000" cy="832911"/>
                     </a:xfrm>
                     <a:prstGeom prst="rect"/>
                   </pic:spPr>
@@ -4901,7 +4886,7 @@
       <w:r>
         <w:drawing>
           <wp:inline xmlns:a="http://schemas.openxmlformats.org/drawingml/2006/main" xmlns:pic="http://schemas.openxmlformats.org/drawingml/2006/picture">
-            <wp:extent cx="3810000" cy="1086406"/>
+            <wp:extent cx="2921000" cy="832911"/>
             <wp:docPr id="8" name="Picture 8" descr="transient 参考结果图"/>
             <wp:cNvGraphicFramePr>
               <a:graphicFrameLocks noChangeAspect="1"/>
@@ -4922,7 +4907,7 @@
                   <pic:spPr>
                     <a:xfrm>
                       <a:off x="0" y="0"/>
-                      <a:ext cx="3810000" cy="1086406"/>
+                      <a:ext cx="2921000" cy="832911"/>
                     </a:xfrm>
                     <a:prstGeom prst="rect"/>
                   </pic:spPr>
@@ -5061,6 +5046,21 @@
           <w:t>https://haoming-luo.github.io/agentfem/agents/mcp/</w:t>
         </w:r>
       </w:hyperlink>
+    </w:p>
+    <w:p>
+      <w:pPr>
+        <w:pStyle w:val="Caption"/>
+        <w:keepNext w:val="0"/>
+        <w:widowControl/>
+        <w:spacing w:after="100" w:before="0" w:line="260" w:lineRule="exact"/>
+      </w:pPr>
+      <w:r>
+        <w:rPr>
+          <w:rFonts w:ascii="Songti SC" w:hAnsi="Songti SC" w:eastAsia="Songti SC"/>
+          <w:sz w:val="17"/>
+        </w:rPr>
+        <w:t>致谢：感谢北京理工大学王猛教授最早提出将 AI 原生有限元仿真引入课堂的建议，感谢西北工业大学白任梓老师首次完成 AgentFEM 的 Windows 安装验证，并参与教学讲义编制。</w:t>
+      </w:r>
     </w:p>
     <w:sectPr>
       <w:headerReference w:type="default" r:id="rId9"/>

--- a/public/learn/AgentFEM-first-simulations.docx
+++ b/public/learn/AgentFEM-first-simulations.docx
@@ -5029,29 +5029,6 @@
         <w:pStyle w:val="Caption"/>
         <w:keepNext w:val="0"/>
         <w:widowControl/>
-        <w:spacing w:after="60" w:before="0" w:line="220" w:lineRule="exact"/>
-      </w:pPr>
-      <w:r>
-        <w:rPr>
-          <w:rFonts w:ascii="Songti SC" w:hAnsi="Songti SC" w:eastAsia="Songti SC"/>
-          <w:sz w:val="16"/>
-        </w:rPr>
-        <w:t xml:space="preserve">[3] AgentFEM：AI 助手连接与配置。 </w:t>
-      </w:r>
-      <w:hyperlink r:id="rId12">
-        <w:r>
-          <w:rPr>
-            <w:color w:val="336B85"/>
-          </w:rPr>
-          <w:t>https://haoming-luo.github.io/agentfem/agents/mcp/</w:t>
-        </w:r>
-      </w:hyperlink>
-    </w:p>
-    <w:p>
-      <w:pPr>
-        <w:pStyle w:val="Caption"/>
-        <w:keepNext w:val="0"/>
-        <w:widowControl/>
         <w:spacing w:after="100" w:before="0" w:line="260" w:lineRule="exact"/>
       </w:pPr>
       <w:r>

--- a/public/learn/AgentFEM-first-simulations.docx
+++ b/public/learn/AgentFEM-first-simulations.docx
@@ -73,7 +73,7 @@
           <w:rFonts w:ascii="Songti SC" w:hAnsi="Songti SC" w:eastAsia="Songti SC"/>
           <w:sz w:val="21"/>
         </w:rPr>
-        <w:t>通过四个基本问题，学习描述有限元任务、检查建模条件，并用理论解或数值对比判断结果是否合理。无需预先编写程序，但应能识别几何、材料、约束、载荷及输出量。</w:t>
+        <w:t>通过六个基本问题，学习描述有限元任务、检查建模条件，并用理论解或数值对比判断结果是否合理。无需预先编写程序，但应能识别几何、材料、约束、载荷及输出量。</w:t>
       </w:r>
     </w:p>
     <w:p>
@@ -203,7 +203,7 @@
           <w:rFonts w:ascii="Songti SC" w:hAnsi="Songti SC" w:eastAsia="Songti SC"/>
           <w:sz w:val="21"/>
         </w:rPr>
-        <w:t>• 最后核对第 6—7 页参考解答；差异较大时先检查条件，再加密网格或减小步长。</w:t>
+        <w:t>• 最后核对末尾参考解答；差异较大时先检查条件，再加密网格或减小步长。</w:t>
       </w:r>
     </w:p>
     <w:p>
@@ -658,6 +658,172 @@
                 <w:sz w:val="18"/>
               </w:rPr>
               <w:t>解析级数；时间步长比较</w:t>
+            </w:r>
+          </w:p>
+        </w:tc>
+      </w:tr>
+      <w:tr>
+        <w:tc>
+          <w:tcPr>
+            <w:tcW w:type="dxa" w:w="900"/>
+            <w:vAlign w:val="center"/>
+            <w:tcMar>
+              <w:top w:w="45" w:type="dxa"/>
+              <w:bottom w:w="45" w:type="dxa"/>
+              <w:left w:w="90" w:type="dxa"/>
+              <w:right w:w="90" w:type="dxa"/>
+            </w:tcMar>
+          </w:tcPr>
+          <w:p>
+            <w:pPr>
+              <w:pStyle w:val="Caption"/>
+              <w:keepNext w:val="0"/>
+              <w:widowControl/>
+              <w:spacing w:after="60" w:before="0" w:line="240" w:lineRule="exact"/>
+            </w:pPr>
+            <w:r>
+              <w:rPr>
+                <w:rFonts w:ascii="Songti SC" w:hAnsi="Songti SC" w:eastAsia="Songti SC"/>
+                <w:sz w:val="18"/>
+              </w:rPr>
+              <w:t>6</w:t>
+            </w:r>
+          </w:p>
+        </w:tc>
+        <w:tc>
+          <w:tcPr>
+            <w:tcW w:type="dxa" w:w="4400"/>
+            <w:vAlign w:val="center"/>
+            <w:tcMar>
+              <w:top w:w="45" w:type="dxa"/>
+              <w:bottom w:w="45" w:type="dxa"/>
+              <w:left w:w="90" w:type="dxa"/>
+              <w:right w:w="90" w:type="dxa"/>
+            </w:tcMar>
+          </w:tcPr>
+          <w:p>
+            <w:pPr>
+              <w:pStyle w:val="Caption"/>
+              <w:keepNext w:val="0"/>
+              <w:widowControl/>
+              <w:spacing w:after="60" w:before="0" w:line="240" w:lineRule="exact"/>
+            </w:pPr>
+            <w:r>
+              <w:rPr>
+                <w:rFonts w:ascii="Songti SC" w:hAnsi="Songti SC" w:eastAsia="Songti SC"/>
+                <w:sz w:val="18"/>
+              </w:rPr>
+              <w:t>压杆的线性屈曲</w:t>
+            </w:r>
+          </w:p>
+        </w:tc>
+        <w:tc>
+          <w:tcPr>
+            <w:tcW w:type="dxa" w:w="4680"/>
+            <w:vAlign w:val="center"/>
+            <w:tcMar>
+              <w:top w:w="45" w:type="dxa"/>
+              <w:bottom w:w="45" w:type="dxa"/>
+              <w:left w:w="90" w:type="dxa"/>
+              <w:right w:w="90" w:type="dxa"/>
+            </w:tcMar>
+          </w:tcPr>
+          <w:p>
+            <w:pPr>
+              <w:pStyle w:val="Caption"/>
+              <w:keepNext w:val="0"/>
+              <w:widowControl/>
+              <w:spacing w:after="60" w:before="0" w:line="240" w:lineRule="exact"/>
+            </w:pPr>
+            <w:r>
+              <w:rPr>
+                <w:rFonts w:ascii="Songti SC" w:hAnsi="Songti SC" w:eastAsia="Songti SC"/>
+                <w:sz w:val="18"/>
+              </w:rPr>
+              <w:t>欧拉临界载荷</w:t>
+            </w:r>
+          </w:p>
+        </w:tc>
+      </w:tr>
+      <w:tr>
+        <w:tc>
+          <w:tcPr>
+            <w:tcW w:type="dxa" w:w="900"/>
+            <w:vAlign w:val="center"/>
+            <w:tcMar>
+              <w:top w:w="45" w:type="dxa"/>
+              <w:bottom w:w="45" w:type="dxa"/>
+              <w:left w:w="90" w:type="dxa"/>
+              <w:right w:w="90" w:type="dxa"/>
+            </w:tcMar>
+          </w:tcPr>
+          <w:p>
+            <w:pPr>
+              <w:pStyle w:val="Caption"/>
+              <w:keepNext w:val="0"/>
+              <w:widowControl/>
+              <w:spacing w:after="60" w:before="0" w:line="240" w:lineRule="exact"/>
+            </w:pPr>
+            <w:r>
+              <w:rPr>
+                <w:rFonts w:ascii="Songti SC" w:hAnsi="Songti SC" w:eastAsia="Songti SC"/>
+                <w:sz w:val="18"/>
+              </w:rPr>
+              <w:t>7</w:t>
+            </w:r>
+          </w:p>
+        </w:tc>
+        <w:tc>
+          <w:tcPr>
+            <w:tcW w:type="dxa" w:w="4400"/>
+            <w:vAlign w:val="center"/>
+            <w:tcMar>
+              <w:top w:w="45" w:type="dxa"/>
+              <w:bottom w:w="45" w:type="dxa"/>
+              <w:left w:w="90" w:type="dxa"/>
+              <w:right w:w="90" w:type="dxa"/>
+            </w:tcMar>
+          </w:tcPr>
+          <w:p>
+            <w:pPr>
+              <w:pStyle w:val="Caption"/>
+              <w:keepNext w:val="0"/>
+              <w:widowControl/>
+              <w:spacing w:after="60" w:before="0" w:line="240" w:lineRule="exact"/>
+            </w:pPr>
+            <w:r>
+              <w:rPr>
+                <w:rFonts w:ascii="Songti SC" w:hAnsi="Songti SC" w:eastAsia="Songti SC"/>
+                <w:sz w:val="18"/>
+              </w:rPr>
+              <w:t>内凹蜂窝的拉伸响应</w:t>
+            </w:r>
+          </w:p>
+        </w:tc>
+        <w:tc>
+          <w:tcPr>
+            <w:tcW w:type="dxa" w:w="4680"/>
+            <w:vAlign w:val="center"/>
+            <w:tcMar>
+              <w:top w:w="45" w:type="dxa"/>
+              <w:bottom w:w="45" w:type="dxa"/>
+              <w:left w:w="90" w:type="dxa"/>
+              <w:right w:w="90" w:type="dxa"/>
+            </w:tcMar>
+          </w:tcPr>
+          <w:p>
+            <w:pPr>
+              <w:pStyle w:val="Caption"/>
+              <w:keepNext w:val="0"/>
+              <w:widowControl/>
+              <w:spacing w:after="60" w:before="0" w:line="240" w:lineRule="exact"/>
+            </w:pPr>
+            <w:r>
+              <w:rPr>
+                <w:rFonts w:ascii="Songti SC" w:hAnsi="Songti SC" w:eastAsia="Songti SC"/>
+                <w:sz w:val="18"/>
+              </w:rPr>
+              <w:t>实心板对照；网格检查</w:t>
             </w:r>
           </w:p>
         </w:tc>
@@ -2759,6 +2925,438 @@
           <w:rFonts w:ascii="Heiti SC" w:hAnsi="Heiti SC" w:eastAsia="Heiti SC"/>
           <w:sz w:val="36"/>
         </w:rPr>
+        <w:t>实验 5 压杆的线性屈曲</w:t>
+      </w:r>
+    </w:p>
+    <w:p>
+      <w:pPr>
+        <w:pStyle w:val="Caption"/>
+        <w:keepNext w:val="0"/>
+        <w:widowControl/>
+        <w:spacing w:after="100" w:before="0" w:line="260" w:lineRule="exact"/>
+      </w:pPr>
+      <w:r>
+        <w:rPr>
+          <w:rFonts w:ascii="Songti SC" w:hAnsi="Songti SC" w:eastAsia="Songti SC"/>
+          <w:sz w:val="17"/>
+        </w:rPr>
+        <w:t>同样一根杆，侧向受力会弯曲，轴向受压则可能失稳。这次求它开始侧弯的临界载荷。</w:t>
+      </w:r>
+    </w:p>
+    <w:p>
+      <w:pPr>
+        <w:spacing w:after="60" w:line="240" w:lineRule="auto"/>
+        <w:jc w:val="center"/>
+      </w:pPr>
+      <w:r>
+        <w:drawing>
+          <wp:inline xmlns:a="http://schemas.openxmlformats.org/drawingml/2006/main" xmlns:pic="http://schemas.openxmlformats.org/drawingml/2006/picture">
+            <wp:extent cx="5842000" cy="1489349"/>
+            <wp:docPr id="5" name="Picture 5" descr="column-setup 参考结果图"/>
+            <wp:cNvGraphicFramePr>
+              <a:graphicFrameLocks noChangeAspect="1"/>
+            </wp:cNvGraphicFramePr>
+            <a:graphic>
+              <a:graphicData uri="http://schemas.openxmlformats.org/drawingml/2006/picture">
+                <pic:pic>
+                  <pic:nvPicPr>
+                    <pic:cNvPr id="0" name="column-setup.png"/>
+                    <pic:cNvPicPr/>
+                  </pic:nvPicPr>
+                  <pic:blipFill>
+                    <a:blip r:embed="rId17"/>
+                    <a:stretch>
+                      <a:fillRect/>
+                    </a:stretch>
+                  </pic:blipFill>
+                  <pic:spPr>
+                    <a:xfrm>
+                      <a:off x="0" y="0"/>
+                      <a:ext cx="5842000" cy="1489349"/>
+                    </a:xfrm>
+                    <a:prstGeom prst="rect"/>
+                  </pic:spPr>
+                </pic:pic>
+              </a:graphicData>
+            </a:graphic>
+          </wp:inline>
+        </w:drawing>
+      </w:r>
+    </w:p>
+    <w:p>
+      <w:pPr>
+        <w:pStyle w:val="Caption"/>
+        <w:keepNext w:val="0"/>
+        <w:widowControl/>
+        <w:spacing w:after="100" w:before="0" w:line="260" w:lineRule="exact"/>
+      </w:pPr>
+      <w:r>
+        <w:rPr>
+          <w:rFonts w:ascii="Songti SC" w:hAnsi="Songti SC" w:eastAsia="Songti SC"/>
+          <w:sz w:val="17"/>
+        </w:rPr>
+        <w:t>运行条件：包含 2026-10-10 屈曲更新的 AgentFEM 与 SLEPc。v0.4.1 尚不包含此功能。</w:t>
+      </w:r>
+    </w:p>
+    <w:p>
+      <w:pPr>
+        <w:pStyle w:val="Heading2"/>
+        <w:keepNext/>
+        <w:widowControl/>
+        <w:spacing w:after="160" w:before="100" w:line="380" w:lineRule="exact"/>
+      </w:pPr>
+      <w:r>
+        <w:rPr>
+          <w:rFonts w:ascii="Heiti SC" w:hAnsi="Heiti SC" w:eastAsia="Heiti SC"/>
+          <w:sz w:val="24"/>
+        </w:rPr>
+        <w:t>建模提示词</w:t>
+      </w:r>
+    </w:p>
+    <w:p>
+      <w:pPr>
+        <w:keepNext w:val="0"/>
+        <w:widowControl/>
+        <w:spacing w:after="160" w:before="100" w:line="340" w:lineRule="exact"/>
+      </w:pPr>
+      <w:r>
+        <w:rPr>
+          <w:rFonts w:ascii="Songti SC" w:hAnsi="Songti SC" w:eastAsia="Songti SC"/>
+          <w:sz w:val="21"/>
+        </w:rPr>
+        <w:t>请用 AgentFEM 分析钢压杆的线性屈曲：长 200 mm，截面高 10 mm、厚 10 mm，弹性模量 210 GPa、泊松比 0.3。采用二维平面应力，左端固定，右端面均布轴向压力，参考总力 100 N，其余边界自由，忽略重力。先计算预应力，再求第一阶临界载荷（N）和屈曲模态图。用悬臂压杆欧拉公式核对，注明模态幅值不是实际位移。 特征值求解容差设为 1e-7，并检查残差。</w:t>
+      </w:r>
+    </w:p>
+    <w:p>
+      <w:pPr>
+        <w:pStyle w:val="Heading2"/>
+        <w:keepNext/>
+        <w:widowControl/>
+        <w:spacing w:after="160" w:before="100" w:line="380" w:lineRule="exact"/>
+      </w:pPr>
+      <w:r>
+        <w:rPr>
+          <w:rFonts w:ascii="Heiti SC" w:hAnsi="Heiti SC" w:eastAsia="Heiti SC"/>
+          <w:sz w:val="24"/>
+        </w:rPr>
+        <w:t>对比计算提示词</w:t>
+      </w:r>
+    </w:p>
+    <w:p>
+      <w:pPr>
+        <w:keepNext w:val="0"/>
+        <w:widowControl/>
+        <w:spacing w:after="160" w:before="100" w:line="340" w:lineRule="exact"/>
+      </w:pPr>
+      <w:r>
+        <w:rPr>
+          <w:rFonts w:ascii="Songti SC" w:hAnsi="Songti SC" w:eastAsia="Songti SC"/>
+          <w:sz w:val="21"/>
+        </w:rPr>
+        <w:t>把杆长改成 400 mm，截面、材料和约束不变，再计算第一阶临界载荷。比较两次结果的比值，并用欧拉公式解释。</w:t>
+      </w:r>
+    </w:p>
+    <w:p>
+      <w:pPr>
+        <w:pStyle w:val="Heading2"/>
+        <w:keepNext/>
+        <w:widowControl/>
+        <w:spacing w:after="160" w:before="100" w:line="380" w:lineRule="exact"/>
+      </w:pPr>
+      <w:r>
+        <w:rPr>
+          <w:rFonts w:ascii="Heiti SC" w:hAnsi="Heiti SC" w:eastAsia="Heiti SC"/>
+          <w:sz w:val="24"/>
+        </w:rPr>
+        <w:t>实验记录</w:t>
+      </w:r>
+    </w:p>
+    <w:p>
+      <w:pPr>
+        <w:pStyle w:val="Caption"/>
+        <w:keepNext w:val="0"/>
+        <w:widowControl/>
+        <w:spacing w:after="100" w:before="0" w:line="260" w:lineRule="exact"/>
+      </w:pPr>
+      <w:r>
+        <w:rPr>
+          <w:rFonts w:ascii="Songti SC" w:hAnsi="Songti SC" w:eastAsia="Songti SC"/>
+          <w:sz w:val="17"/>
+        </w:rPr>
+        <w:t>200 mm：________ N 400 mm：________ N 比值：________</w:t>
+      </w:r>
+    </w:p>
+    <w:p>
+      <w:pPr>
+        <w:pStyle w:val="Caption"/>
+        <w:keepNext w:val="0"/>
+        <w:widowControl/>
+        <w:spacing w:after="100" w:before="0" w:line="260" w:lineRule="exact"/>
+      </w:pPr>
+      <w:r>
+        <w:rPr>
+          <w:rFonts w:ascii="Songti SC" w:hAnsi="Songti SC" w:eastAsia="Songti SC"/>
+          <w:sz w:val="17"/>
+        </w:rPr>
+        <w:t>欧拉参考值：________ N 相对差异：________ %</w:t>
+      </w:r>
+    </w:p>
+    <w:p>
+      <w:pPr>
+        <w:pStyle w:val="Caption"/>
+        <w:keepNext w:val="0"/>
+        <w:widowControl/>
+        <w:spacing w:after="100" w:before="0" w:line="260" w:lineRule="exact"/>
+      </w:pPr>
+      <w:r>
+        <w:rPr>
+          <w:rFonts w:ascii="Songti SC" w:hAnsi="Songti SC" w:eastAsia="Songti SC"/>
+          <w:sz w:val="17"/>
+        </w:rPr>
+        <w:t>提交：一张对比图、关键数值及两三句话解释。</w:t>
+      </w:r>
+    </w:p>
+    <w:p>
+      <w:r>
+        <w:br w:type="page"/>
+      </w:r>
+    </w:p>
+    <w:p>
+      <w:pPr>
+        <w:pStyle w:val="Heading1"/>
+        <w:keepNext/>
+        <w:widowControl/>
+        <w:spacing w:after="160" w:before="0" w:line="540" w:lineRule="exact"/>
+      </w:pPr>
+      <w:r>
+        <w:rPr>
+          <w:rFonts w:ascii="Heiti SC" w:hAnsi="Heiti SC" w:eastAsia="Heiti SC"/>
+          <w:sz w:val="36"/>
+        </w:rPr>
+        <w:t>实验 6 内凹蜂窝的拉伸响应</w:t>
+      </w:r>
+    </w:p>
+    <w:p>
+      <w:pPr>
+        <w:pStyle w:val="Caption"/>
+        <w:keepNext w:val="0"/>
+        <w:widowControl/>
+        <w:spacing w:after="100" w:before="0" w:line="260" w:lineRule="exact"/>
+      </w:pPr>
+      <w:r>
+        <w:rPr>
+          <w:rFonts w:ascii="Songti SC" w:hAnsi="Songti SC" w:eastAsia="Songti SC"/>
+          <w:sz w:val="17"/>
+        </w:rPr>
+        <w:t>实心板被拉长时通常会变窄。换成内凹蜂窝，使用相同材料，它却可以同时变宽。先下载网格包，解压后把文件夹交给 AI 助手。</w:t>
+      </w:r>
+    </w:p>
+    <w:p>
+      <w:pPr>
+        <w:spacing w:after="60" w:line="240" w:lineRule="auto"/>
+        <w:jc w:val="center"/>
+      </w:pPr>
+      <w:r>
+        <w:drawing>
+          <wp:inline xmlns:a="http://schemas.openxmlformats.org/drawingml/2006/main" xmlns:pic="http://schemas.openxmlformats.org/drawingml/2006/picture">
+            <wp:extent cx="5842000" cy="2012244"/>
+            <wp:docPr id="6" name="Picture 6" descr="honeycomb-setup 参考结果图"/>
+            <wp:cNvGraphicFramePr>
+              <a:graphicFrameLocks noChangeAspect="1"/>
+            </wp:cNvGraphicFramePr>
+            <a:graphic>
+              <a:graphicData uri="http://schemas.openxmlformats.org/drawingml/2006/picture">
+                <pic:pic>
+                  <pic:nvPicPr>
+                    <pic:cNvPr id="0" name="honeycomb-setup.png"/>
+                    <pic:cNvPicPr/>
+                  </pic:nvPicPr>
+                  <pic:blipFill>
+                    <a:blip r:embed="rId18"/>
+                    <a:stretch>
+                      <a:fillRect/>
+                    </a:stretch>
+                  </pic:blipFill>
+                  <pic:spPr>
+                    <a:xfrm>
+                      <a:off x="0" y="0"/>
+                      <a:ext cx="5842000" cy="2012244"/>
+                    </a:xfrm>
+                    <a:prstGeom prst="rect"/>
+                  </pic:spPr>
+                </pic:pic>
+              </a:graphicData>
+            </a:graphic>
+          </wp:inline>
+        </w:drawing>
+      </w:r>
+    </w:p>
+    <w:p>
+      <w:pPr>
+        <w:pStyle w:val="Caption"/>
+        <w:keepNext w:val="0"/>
+        <w:widowControl/>
+        <w:spacing w:after="100" w:before="0" w:line="260" w:lineRule="exact"/>
+      </w:pPr>
+      <w:r>
+        <w:rPr>
+          <w:rFonts w:ascii="Songti SC" w:hAnsi="Songti SC" w:eastAsia="Songti SC"/>
+          <w:sz w:val="17"/>
+        </w:rPr>
+        <w:t>先下载并解压附件，将 honeycomb.msh 所在文件夹交给 AI。坐标单位为米。</w:t>
+      </w:r>
+    </w:p>
+    <w:p>
+      <w:pPr>
+        <w:pStyle w:val="Caption"/>
+        <w:keepNext w:val="0"/>
+        <w:widowControl/>
+        <w:spacing w:after="60" w:before="0" w:line="220" w:lineRule="exact"/>
+      </w:pPr>
+      <w:hyperlink r:id="rId19">
+        <w:r>
+          <w:rPr>
+            <w:color w:val="336B85"/>
+          </w:rPr>
+          <w:t>https://lab.haoming-luo.com/learn/files/honeycomb.zip</w:t>
+        </w:r>
+      </w:hyperlink>
+    </w:p>
+    <w:p>
+      <w:pPr>
+        <w:pStyle w:val="Heading2"/>
+        <w:keepNext/>
+        <w:widowControl/>
+        <w:spacing w:after="160" w:before="100" w:line="380" w:lineRule="exact"/>
+      </w:pPr>
+      <w:r>
+        <w:rPr>
+          <w:rFonts w:ascii="Heiti SC" w:hAnsi="Heiti SC" w:eastAsia="Heiti SC"/>
+          <w:sz w:val="24"/>
+        </w:rPr>
+        <w:t>建模提示词</w:t>
+      </w:r>
+    </w:p>
+    <w:p>
+      <w:pPr>
+        <w:keepNext w:val="0"/>
+        <w:widowControl/>
+        <w:spacing w:after="160" w:before="100" w:line="340" w:lineRule="exact"/>
+      </w:pPr>
+      <w:r>
+        <w:rPr>
+          <w:rFonts w:ascii="Songti SC" w:hAnsi="Songti SC" w:eastAsia="Songti SC"/>
+          <w:sz w:val="21"/>
+        </w:rPr>
+        <w:t>请用 AgentFEM 导入附件 honeycomb.msh，不重新绘制几何。坐标单位为米，宽 51.9615 mm、高 60 mm；边界标签 11/12/13/14 分别为左/右/下/上。采用二维平面应力、小变形线弹性，E=1 GPa、泊松比 0.3，忽略重力。左侧水平位移为零，右侧水平拉伸宽度的 0.1%，竖向自由，仅固定左下角竖向位移。用四侧边界平均位移计算轴向、横向应变及表观泊松比。与相同尺寸、材料和约束的实心板对比，给一张变形图并注明放大倍数。</w:t>
+      </w:r>
+    </w:p>
+    <w:p>
+      <w:pPr>
+        <w:pStyle w:val="Heading2"/>
+        <w:keepNext/>
+        <w:widowControl/>
+        <w:spacing w:after="160" w:before="100" w:line="380" w:lineRule="exact"/>
+      </w:pPr>
+      <w:r>
+        <w:rPr>
+          <w:rFonts w:ascii="Heiti SC" w:hAnsi="Heiti SC" w:eastAsia="Heiti SC"/>
+          <w:sz w:val="24"/>
+        </w:rPr>
+        <w:t>对比计算提示词</w:t>
+      </w:r>
+    </w:p>
+    <w:p>
+      <w:pPr>
+        <w:keepNext w:val="0"/>
+        <w:widowControl/>
+        <w:spacing w:after="160" w:before="100" w:line="340" w:lineRule="exact"/>
+      </w:pPr>
+      <w:r>
+        <w:rPr>
+          <w:rFonts w:ascii="Songti SC" w:hAnsi="Songti SC" w:eastAsia="Songti SC"/>
+          <w:sz w:val="21"/>
+        </w:rPr>
+        <w:t>将蜂窝和实心板的水平拉伸量都减半，其他条件不变。比较两次表观泊松比，解释为什么位移减小了，比例却基本不变。</w:t>
+      </w:r>
+    </w:p>
+    <w:p>
+      <w:pPr>
+        <w:pStyle w:val="Heading2"/>
+        <w:keepNext/>
+        <w:widowControl/>
+        <w:spacing w:after="160" w:before="100" w:line="380" w:lineRule="exact"/>
+      </w:pPr>
+      <w:r>
+        <w:rPr>
+          <w:rFonts w:ascii="Heiti SC" w:hAnsi="Heiti SC" w:eastAsia="Heiti SC"/>
+          <w:sz w:val="24"/>
+        </w:rPr>
+        <w:t>实验记录</w:t>
+      </w:r>
+    </w:p>
+    <w:p>
+      <w:pPr>
+        <w:pStyle w:val="Caption"/>
+        <w:keepNext w:val="0"/>
+        <w:widowControl/>
+        <w:spacing w:after="100" w:before="0" w:line="260" w:lineRule="exact"/>
+      </w:pPr>
+      <w:r>
+        <w:rPr>
+          <w:rFonts w:ascii="Songti SC" w:hAnsi="Songti SC" w:eastAsia="Songti SC"/>
+          <w:sz w:val="17"/>
+        </w:rPr>
+        <w:t>蜂窝：轴向应变 ________ 横向应变 ________ 表观泊松比 ________</w:t>
+      </w:r>
+    </w:p>
+    <w:p>
+      <w:pPr>
+        <w:pStyle w:val="Caption"/>
+        <w:keepNext w:val="0"/>
+        <w:widowControl/>
+        <w:spacing w:after="100" w:before="0" w:line="260" w:lineRule="exact"/>
+      </w:pPr>
+      <w:r>
+        <w:rPr>
+          <w:rFonts w:ascii="Songti SC" w:hAnsi="Songti SC" w:eastAsia="Songti SC"/>
+          <w:sz w:val="17"/>
+        </w:rPr>
+        <w:t>实心板泊松比：________ 拉伸减半后的蜂窝泊松比：________</w:t>
+      </w:r>
+    </w:p>
+    <w:p>
+      <w:pPr>
+        <w:pStyle w:val="Caption"/>
+        <w:keepNext w:val="0"/>
+        <w:widowControl/>
+        <w:spacing w:after="100" w:before="0" w:line="260" w:lineRule="exact"/>
+      </w:pPr>
+      <w:r>
+        <w:rPr>
+          <w:rFonts w:ascii="Songti SC" w:hAnsi="Songti SC" w:eastAsia="Songti SC"/>
+          <w:sz w:val="17"/>
+        </w:rPr>
+        <w:t>提交：一张对比图、关键数值及两三句话解释。</w:t>
+      </w:r>
+    </w:p>
+    <w:p>
+      <w:r>
+        <w:br w:type="page"/>
+      </w:r>
+    </w:p>
+    <w:p>
+      <w:pPr>
+        <w:pStyle w:val="Heading1"/>
+        <w:keepNext/>
+        <w:widowControl/>
+        <w:spacing w:after="160" w:before="0" w:line="540" w:lineRule="exact"/>
+      </w:pPr>
+      <w:r>
+        <w:rPr>
+          <w:rFonts w:ascii="Heiti SC" w:hAnsi="Heiti SC" w:eastAsia="Heiti SC"/>
+          <w:sz w:val="36"/>
+        </w:rPr>
         <w:t>参考解答（一）</w:t>
       </w:r>
     </w:p>
@@ -3165,7 +3763,7 @@
         <w:drawing>
           <wp:inline xmlns:a="http://schemas.openxmlformats.org/drawingml/2006/main" xmlns:pic="http://schemas.openxmlformats.org/drawingml/2006/picture">
             <wp:extent cx="4699000" cy="1255578"/>
-            <wp:docPr id="5" name="Picture 5" descr="beam 参考结果图"/>
+            <wp:docPr id="7" name="Picture 7" descr="beam 参考结果图"/>
             <wp:cNvGraphicFramePr>
               <a:graphicFrameLocks noChangeAspect="1"/>
             </wp:cNvGraphicFramePr>
@@ -3177,7 +3775,7 @@
                     <pic:cNvPicPr/>
                   </pic:nvPicPr>
                   <pic:blipFill>
-                    <a:blip r:embed="rId17"/>
+                    <a:blip r:embed="rId20"/>
                     <a:stretch>
                       <a:fillRect/>
                     </a:stretch>
@@ -3688,7 +4286,7 @@
         <w:drawing>
           <wp:inline xmlns:a="http://schemas.openxmlformats.org/drawingml/2006/main" xmlns:pic="http://schemas.openxmlformats.org/drawingml/2006/picture">
             <wp:extent cx="4699000" cy="1339900"/>
-            <wp:docPr id="6" name="Picture 6" descr="cylinder 参考结果图"/>
+            <wp:docPr id="8" name="Picture 8" descr="cylinder 参考结果图"/>
             <wp:cNvGraphicFramePr>
               <a:graphicFrameLocks noChangeAspect="1"/>
             </wp:cNvGraphicFramePr>
@@ -3700,7 +4298,7 @@
                     <pic:cNvPicPr/>
                   </pic:nvPicPr>
                   <pic:blipFill>
-                    <a:blip r:embed="rId18"/>
+                    <a:blip r:embed="rId21"/>
                     <a:stretch>
                       <a:fillRect/>
                     </a:stretch>
@@ -4112,7 +4710,7 @@
         <w:drawing>
           <wp:inline xmlns:a="http://schemas.openxmlformats.org/drawingml/2006/main" xmlns:pic="http://schemas.openxmlformats.org/drawingml/2006/picture">
             <wp:extent cx="2921000" cy="832911"/>
-            <wp:docPr id="7" name="Picture 7" descr="steady 参考结果图"/>
+            <wp:docPr id="9" name="Picture 9" descr="steady 参考结果图"/>
             <wp:cNvGraphicFramePr>
               <a:graphicFrameLocks noChangeAspect="1"/>
             </wp:cNvGraphicFramePr>
@@ -4124,7 +4722,7 @@
                     <pic:cNvPicPr/>
                   </pic:nvPicPr>
                   <pic:blipFill>
-                    <a:blip r:embed="rId19"/>
+                    <a:blip r:embed="rId22"/>
                     <a:stretch>
                       <a:fillRect/>
                     </a:stretch>
@@ -4887,7 +5485,7 @@
         <w:drawing>
           <wp:inline xmlns:a="http://schemas.openxmlformats.org/drawingml/2006/main" xmlns:pic="http://schemas.openxmlformats.org/drawingml/2006/picture">
             <wp:extent cx="2921000" cy="832911"/>
-            <wp:docPr id="8" name="Picture 8" descr="transient 参考结果图"/>
+            <wp:docPr id="10" name="Picture 10" descr="transient 参考结果图"/>
             <wp:cNvGraphicFramePr>
               <a:graphicFrameLocks noChangeAspect="1"/>
             </wp:cNvGraphicFramePr>
@@ -4899,7 +5497,7 @@
                     <pic:cNvPicPr/>
                   </pic:nvPicPr>
                   <pic:blipFill>
-                    <a:blip r:embed="rId20"/>
+                    <a:blip r:embed="rId23"/>
                     <a:stretch>
                       <a:fillRect/>
                     </a:stretch>
@@ -4964,6 +5562,934 @@
       </w:r>
     </w:p>
     <w:p>
+      <w:r>
+        <w:br w:type="page"/>
+      </w:r>
+    </w:p>
+    <w:p>
+      <w:pPr>
+        <w:pStyle w:val="Heading1"/>
+        <w:keepNext/>
+        <w:widowControl/>
+        <w:spacing w:after="160" w:before="0" w:line="540" w:lineRule="exact"/>
+      </w:pPr>
+      <w:r>
+        <w:rPr>
+          <w:rFonts w:ascii="Heiti SC" w:hAnsi="Heiti SC" w:eastAsia="Heiti SC"/>
+          <w:sz w:val="36"/>
+        </w:rPr>
+        <w:t>参考解答 三</w:t>
+      </w:r>
+    </w:p>
+    <w:p>
+      <w:pPr>
+        <w:pStyle w:val="Heading2"/>
+        <w:keepNext/>
+        <w:widowControl/>
+        <w:spacing w:after="160" w:before="100" w:line="380" w:lineRule="exact"/>
+      </w:pPr>
+      <w:r>
+        <w:rPr>
+          <w:rFonts w:ascii="Heiti SC" w:hAnsi="Heiti SC" w:eastAsia="Heiti SC"/>
+          <w:sz w:val="24"/>
+        </w:rPr>
+        <w:t>5 压杆失稳</w:t>
+      </w:r>
+    </w:p>
+    <w:p>
+      <w:pPr>
+        <w:keepNext w:val="0"/>
+        <w:widowControl/>
+        <w:spacing w:after="160" w:before="0" w:line="380" w:lineRule="exact"/>
+      </w:pPr>
+      <w:r>
+        <w:rPr>
+          <w:rFonts w:ascii="Songti SC" w:hAnsi="Songti SC" w:eastAsia="Songti SC"/>
+          <w:sz w:val="22"/>
+        </w:rPr>
+        <w:t>I = bh</w:t>
+      </w:r>
+      <w:r>
+        <w:rPr>
+          <w:rFonts w:ascii="Songti SC" w:hAnsi="Songti SC" w:eastAsia="Songti SC"/>
+          <w:sz w:val="22"/>
+          <w:vertAlign w:val="superscript"/>
+        </w:rPr>
+        <w:t>3</w:t>
+      </w:r>
+      <w:r>
+        <w:rPr>
+          <w:rFonts w:ascii="Songti SC" w:hAnsi="Songti SC" w:eastAsia="Songti SC"/>
+          <w:sz w:val="22"/>
+        </w:rPr>
+        <w:t>/12; P</w:t>
+      </w:r>
+      <w:r>
+        <w:rPr>
+          <w:rFonts w:ascii="Songti SC" w:hAnsi="Songti SC" w:eastAsia="Songti SC"/>
+          <w:sz w:val="22"/>
+          <w:vertAlign w:val="subscript"/>
+        </w:rPr>
+        <w:t>cr</w:t>
+      </w:r>
+      <w:r>
+        <w:rPr>
+          <w:rFonts w:ascii="Songti SC" w:hAnsi="Songti SC" w:eastAsia="Songti SC"/>
+          <w:sz w:val="22"/>
+        </w:rPr>
+        <w:t xml:space="preserve"> = π</w:t>
+      </w:r>
+      <w:r>
+        <w:rPr>
+          <w:rFonts w:ascii="Songti SC" w:hAnsi="Songti SC" w:eastAsia="Songti SC"/>
+          <w:sz w:val="22"/>
+          <w:vertAlign w:val="superscript"/>
+        </w:rPr>
+        <w:t>2</w:t>
+      </w:r>
+      <w:r>
+        <w:rPr>
+          <w:rFonts w:ascii="Songti SC" w:hAnsi="Songti SC" w:eastAsia="Songti SC"/>
+          <w:sz w:val="22"/>
+        </w:rPr>
+        <w:t>EI/(4L</w:t>
+      </w:r>
+      <w:r>
+        <w:rPr>
+          <w:rFonts w:ascii="Songti SC" w:hAnsi="Songti SC" w:eastAsia="Songti SC"/>
+          <w:sz w:val="22"/>
+          <w:vertAlign w:val="superscript"/>
+        </w:rPr>
+        <w:t>2</w:t>
+      </w:r>
+      <w:r>
+        <w:rPr>
+          <w:rFonts w:ascii="Songti SC" w:hAnsi="Songti SC" w:eastAsia="Songti SC"/>
+          <w:sz w:val="22"/>
+        </w:rPr>
+        <w:t>).</w:t>
+      </w:r>
+    </w:p>
+    <w:tbl>
+      <w:tblPr>
+        <w:tblW w:type="auto" w:w="0"/>
+        <w:jc w:val="left"/>
+        <w:tblLayout w:type="fixed"/>
+        <w:tblLook w:firstColumn="1" w:firstRow="1" w:lastColumn="0" w:lastRow="0" w:noHBand="0" w:noVBand="1" w:val="04A0"/>
+        <w:tblBorders>
+          <w:top w:val="single" w:sz="4" w:color="D9D9D9"/>
+          <w:left w:val="single" w:sz="4" w:color="D9D9D9"/>
+          <w:bottom w:val="single" w:sz="4" w:color="D9D9D9"/>
+          <w:right w:val="single" w:sz="4" w:color="D9D9D9"/>
+          <w:insideH w:val="single" w:sz="4" w:color="D9D9D9"/>
+          <w:insideV w:val="single" w:sz="4" w:color="D9D9D9"/>
+        </w:tblBorders>
+      </w:tblPr>
+      <w:tblGrid>
+        <w:gridCol w:w="2000"/>
+        <w:gridCol w:w="3800"/>
+        <w:gridCol w:w="4180"/>
+      </w:tblGrid>
+      <w:tr>
+        <w:trPr>
+          <w:tblHeader/>
+        </w:trPr>
+        <w:tc>
+          <w:tcPr>
+            <w:tcW w:type="dxa" w:w="2000"/>
+            <w:vAlign w:val="center"/>
+            <w:tcMar>
+              <w:top w:w="45" w:type="dxa"/>
+              <w:bottom w:w="45" w:type="dxa"/>
+              <w:left w:w="90" w:type="dxa"/>
+              <w:right w:w="90" w:type="dxa"/>
+            </w:tcMar>
+            <w:shd w:fill="EEEEEE"/>
+          </w:tcPr>
+          <w:p>
+            <w:pPr>
+              <w:pStyle w:val="Caption"/>
+              <w:keepNext w:val="0"/>
+              <w:widowControl/>
+              <w:spacing w:after="60" w:before="0" w:line="240" w:lineRule="exact"/>
+            </w:pPr>
+            <w:r>
+              <w:rPr>
+                <w:rFonts w:ascii="Songti SC" w:hAnsi="Songti SC" w:eastAsia="Songti SC"/>
+                <w:sz w:val="18"/>
+              </w:rPr>
+              <w:t>长度 / mm</w:t>
+            </w:r>
+          </w:p>
+        </w:tc>
+        <w:tc>
+          <w:tcPr>
+            <w:tcW w:type="dxa" w:w="3800"/>
+            <w:vAlign w:val="center"/>
+            <w:tcMar>
+              <w:top w:w="45" w:type="dxa"/>
+              <w:bottom w:w="45" w:type="dxa"/>
+              <w:left w:w="90" w:type="dxa"/>
+              <w:right w:w="90" w:type="dxa"/>
+            </w:tcMar>
+            <w:shd w:fill="EEEEEE"/>
+          </w:tcPr>
+          <w:p>
+            <w:pPr>
+              <w:pStyle w:val="Caption"/>
+              <w:keepNext w:val="0"/>
+              <w:widowControl/>
+              <w:spacing w:after="60" w:before="0" w:line="240" w:lineRule="exact"/>
+            </w:pPr>
+            <w:r>
+              <w:rPr>
+                <w:rFonts w:ascii="Songti SC" w:hAnsi="Songti SC" w:eastAsia="Songti SC"/>
+                <w:sz w:val="18"/>
+              </w:rPr>
+              <w:t>有限元 / N</w:t>
+            </w:r>
+          </w:p>
+        </w:tc>
+        <w:tc>
+          <w:tcPr>
+            <w:tcW w:type="dxa" w:w="4180"/>
+            <w:vAlign w:val="center"/>
+            <w:tcMar>
+              <w:top w:w="45" w:type="dxa"/>
+              <w:bottom w:w="45" w:type="dxa"/>
+              <w:left w:w="90" w:type="dxa"/>
+              <w:right w:w="90" w:type="dxa"/>
+            </w:tcMar>
+            <w:shd w:fill="EEEEEE"/>
+          </w:tcPr>
+          <w:p>
+            <w:pPr>
+              <w:pStyle w:val="Caption"/>
+              <w:keepNext w:val="0"/>
+              <w:widowControl/>
+              <w:spacing w:after="60" w:before="0" w:line="240" w:lineRule="exact"/>
+            </w:pPr>
+            <w:r>
+              <w:rPr>
+                <w:rFonts w:ascii="Songti SC" w:hAnsi="Songti SC" w:eastAsia="Songti SC"/>
+                <w:sz w:val="18"/>
+              </w:rPr>
+              <w:t>欧拉公式 / N</w:t>
+            </w:r>
+          </w:p>
+        </w:tc>
+      </w:tr>
+      <w:tr>
+        <w:tc>
+          <w:tcPr>
+            <w:tcW w:type="dxa" w:w="2000"/>
+            <w:vAlign w:val="center"/>
+            <w:tcMar>
+              <w:top w:w="45" w:type="dxa"/>
+              <w:bottom w:w="45" w:type="dxa"/>
+              <w:left w:w="90" w:type="dxa"/>
+              <w:right w:w="90" w:type="dxa"/>
+            </w:tcMar>
+          </w:tcPr>
+          <w:p>
+            <w:pPr>
+              <w:pStyle w:val="Caption"/>
+              <w:keepNext w:val="0"/>
+              <w:widowControl/>
+              <w:spacing w:after="60" w:before="0" w:line="240" w:lineRule="exact"/>
+            </w:pPr>
+            <w:r>
+              <w:rPr>
+                <w:rFonts w:ascii="Songti SC" w:hAnsi="Songti SC" w:eastAsia="Songti SC"/>
+                <w:sz w:val="18"/>
+              </w:rPr>
+              <w:t>200</w:t>
+            </w:r>
+          </w:p>
+        </w:tc>
+        <w:tc>
+          <w:tcPr>
+            <w:tcW w:type="dxa" w:w="3800"/>
+            <w:vAlign w:val="center"/>
+            <w:tcMar>
+              <w:top w:w="45" w:type="dxa"/>
+              <w:bottom w:w="45" w:type="dxa"/>
+              <w:left w:w="90" w:type="dxa"/>
+              <w:right w:w="90" w:type="dxa"/>
+            </w:tcMar>
+          </w:tcPr>
+          <w:p>
+            <w:pPr>
+              <w:pStyle w:val="Caption"/>
+              <w:keepNext w:val="0"/>
+              <w:widowControl/>
+              <w:spacing w:after="60" w:before="0" w:line="240" w:lineRule="exact"/>
+            </w:pPr>
+            <w:r>
+              <w:rPr>
+                <w:rFonts w:ascii="Songti SC" w:hAnsi="Songti SC" w:eastAsia="Songti SC"/>
+                <w:sz w:val="18"/>
+              </w:rPr>
+              <w:t>10779.48</w:t>
+            </w:r>
+          </w:p>
+        </w:tc>
+        <w:tc>
+          <w:tcPr>
+            <w:tcW w:type="dxa" w:w="4180"/>
+            <w:vAlign w:val="center"/>
+            <w:tcMar>
+              <w:top w:w="45" w:type="dxa"/>
+              <w:bottom w:w="45" w:type="dxa"/>
+              <w:left w:w="90" w:type="dxa"/>
+              <w:right w:w="90" w:type="dxa"/>
+            </w:tcMar>
+          </w:tcPr>
+          <w:p>
+            <w:pPr>
+              <w:pStyle w:val="Caption"/>
+              <w:keepNext w:val="0"/>
+              <w:widowControl/>
+              <w:spacing w:after="60" w:before="0" w:line="240" w:lineRule="exact"/>
+            </w:pPr>
+            <w:r>
+              <w:rPr>
+                <w:rFonts w:ascii="Songti SC" w:hAnsi="Songti SC" w:eastAsia="Songti SC"/>
+                <w:sz w:val="18"/>
+              </w:rPr>
+              <w:t>10794.88</w:t>
+            </w:r>
+          </w:p>
+        </w:tc>
+      </w:tr>
+      <w:tr>
+        <w:tc>
+          <w:tcPr>
+            <w:tcW w:type="dxa" w:w="2000"/>
+            <w:vAlign w:val="center"/>
+            <w:tcMar>
+              <w:top w:w="45" w:type="dxa"/>
+              <w:bottom w:w="45" w:type="dxa"/>
+              <w:left w:w="90" w:type="dxa"/>
+              <w:right w:w="90" w:type="dxa"/>
+            </w:tcMar>
+          </w:tcPr>
+          <w:p>
+            <w:pPr>
+              <w:pStyle w:val="Caption"/>
+              <w:keepNext w:val="0"/>
+              <w:widowControl/>
+              <w:spacing w:after="60" w:before="0" w:line="240" w:lineRule="exact"/>
+            </w:pPr>
+            <w:r>
+              <w:rPr>
+                <w:rFonts w:ascii="Songti SC" w:hAnsi="Songti SC" w:eastAsia="Songti SC"/>
+                <w:sz w:val="18"/>
+              </w:rPr>
+              <w:t>400</w:t>
+            </w:r>
+          </w:p>
+        </w:tc>
+        <w:tc>
+          <w:tcPr>
+            <w:tcW w:type="dxa" w:w="3800"/>
+            <w:vAlign w:val="center"/>
+            <w:tcMar>
+              <w:top w:w="45" w:type="dxa"/>
+              <w:bottom w:w="45" w:type="dxa"/>
+              <w:left w:w="90" w:type="dxa"/>
+              <w:right w:w="90" w:type="dxa"/>
+            </w:tcMar>
+          </w:tcPr>
+          <w:p>
+            <w:pPr>
+              <w:pStyle w:val="Caption"/>
+              <w:keepNext w:val="0"/>
+              <w:widowControl/>
+              <w:spacing w:after="60" w:before="0" w:line="240" w:lineRule="exact"/>
+            </w:pPr>
+            <w:r>
+              <w:rPr>
+                <w:rFonts w:ascii="Songti SC" w:hAnsi="Songti SC" w:eastAsia="Songti SC"/>
+                <w:sz w:val="18"/>
+              </w:rPr>
+              <w:t>2698.18</w:t>
+            </w:r>
+          </w:p>
+        </w:tc>
+        <w:tc>
+          <w:tcPr>
+            <w:tcW w:type="dxa" w:w="4180"/>
+            <w:vAlign w:val="center"/>
+            <w:tcMar>
+              <w:top w:w="45" w:type="dxa"/>
+              <w:bottom w:w="45" w:type="dxa"/>
+              <w:left w:w="90" w:type="dxa"/>
+              <w:right w:w="90" w:type="dxa"/>
+            </w:tcMar>
+          </w:tcPr>
+          <w:p>
+            <w:pPr>
+              <w:pStyle w:val="Caption"/>
+              <w:keepNext w:val="0"/>
+              <w:widowControl/>
+              <w:spacing w:after="60" w:before="0" w:line="240" w:lineRule="exact"/>
+            </w:pPr>
+            <w:r>
+              <w:rPr>
+                <w:rFonts w:ascii="Songti SC" w:hAnsi="Songti SC" w:eastAsia="Songti SC"/>
+                <w:sz w:val="18"/>
+              </w:rPr>
+              <w:t>2698.72</w:t>
+            </w:r>
+          </w:p>
+        </w:tc>
+      </w:tr>
+    </w:tbl>
+    <w:p>
+      <w:pPr>
+        <w:spacing w:after="60" w:line="240" w:lineRule="auto"/>
+        <w:jc w:val="center"/>
+      </w:pPr>
+      <w:r>
+        <w:drawing>
+          <wp:inline xmlns:a="http://schemas.openxmlformats.org/drawingml/2006/main" xmlns:pic="http://schemas.openxmlformats.org/drawingml/2006/picture">
+            <wp:extent cx="4318000" cy="1631244"/>
+            <wp:docPr id="11" name="Picture 11" descr="column 参考结果图"/>
+            <wp:cNvGraphicFramePr>
+              <a:graphicFrameLocks noChangeAspect="1"/>
+            </wp:cNvGraphicFramePr>
+            <a:graphic>
+              <a:graphicData uri="http://schemas.openxmlformats.org/drawingml/2006/picture">
+                <pic:pic>
+                  <pic:nvPicPr>
+                    <pic:cNvPr id="0" name="column.png"/>
+                    <pic:cNvPicPr/>
+                  </pic:nvPicPr>
+                  <pic:blipFill>
+                    <a:blip r:embed="rId24"/>
+                    <a:stretch>
+                      <a:fillRect/>
+                    </a:stretch>
+                  </pic:blipFill>
+                  <pic:spPr>
+                    <a:xfrm>
+                      <a:off x="0" y="0"/>
+                      <a:ext cx="4318000" cy="1631244"/>
+                    </a:xfrm>
+                    <a:prstGeom prst="rect"/>
+                  </pic:spPr>
+                </pic:pic>
+              </a:graphicData>
+            </a:graphic>
+          </wp:inline>
+        </w:drawing>
+      </w:r>
+    </w:p>
+    <w:p>
+      <w:pPr>
+        <w:pStyle w:val="Caption"/>
+        <w:keepNext w:val="0"/>
+        <w:widowControl/>
+        <w:spacing w:after="100" w:before="0" w:line="260" w:lineRule="exact"/>
+      </w:pPr>
+      <w:r>
+        <w:rPr>
+          <w:rFonts w:ascii="Songti SC" w:hAnsi="Songti SC" w:eastAsia="Songti SC"/>
+          <w:sz w:val="17"/>
+        </w:rPr>
+        <w:t>模态幅值仅用于显示。参考力乘以特征值才是临界载荷；长杆与短杆的临界载荷之比约为 0.25。</w:t>
+      </w:r>
+    </w:p>
+    <w:p>
+      <w:pPr>
+        <w:pStyle w:val="Heading2"/>
+        <w:keepNext/>
+        <w:widowControl/>
+        <w:spacing w:after="160" w:before="100" w:line="380" w:lineRule="exact"/>
+      </w:pPr>
+      <w:r>
+        <w:rPr>
+          <w:rFonts w:ascii="Heiti SC" w:hAnsi="Heiti SC" w:eastAsia="Heiti SC"/>
+          <w:sz w:val="24"/>
+        </w:rPr>
+        <w:t>6 负泊松比</w:t>
+      </w:r>
+    </w:p>
+    <w:p>
+      <w:pPr>
+        <w:keepNext w:val="0"/>
+        <w:widowControl/>
+        <w:spacing w:after="160" w:before="0" w:line="380" w:lineRule="exact"/>
+      </w:pPr>
+      <w:r>
+        <w:rPr>
+          <w:rFonts w:ascii="Songti SC" w:hAnsi="Songti SC" w:eastAsia="Songti SC"/>
+          <w:sz w:val="22"/>
+        </w:rPr>
+        <w:t>ν</w:t>
+      </w:r>
+      <w:r>
+        <w:rPr>
+          <w:rFonts w:ascii="Songti SC" w:hAnsi="Songti SC" w:eastAsia="Songti SC"/>
+          <w:sz w:val="22"/>
+          <w:vertAlign w:val="subscript"/>
+        </w:rPr>
+        <w:t>app</w:t>
+      </w:r>
+      <w:r>
+        <w:rPr>
+          <w:rFonts w:ascii="Songti SC" w:hAnsi="Songti SC" w:eastAsia="Songti SC"/>
+          <w:sz w:val="22"/>
+        </w:rPr>
+        <w:t xml:space="preserve"> = −ε</w:t>
+      </w:r>
+      <w:r>
+        <w:rPr>
+          <w:rFonts w:ascii="Songti SC" w:hAnsi="Songti SC" w:eastAsia="Songti SC"/>
+          <w:sz w:val="22"/>
+          <w:vertAlign w:val="subscript"/>
+        </w:rPr>
+        <w:t>y</w:t>
+      </w:r>
+      <w:r>
+        <w:rPr>
+          <w:rFonts w:ascii="Songti SC" w:hAnsi="Songti SC" w:eastAsia="Songti SC"/>
+          <w:sz w:val="22"/>
+        </w:rPr>
+        <w:t>/ε</w:t>
+      </w:r>
+      <w:r>
+        <w:rPr>
+          <w:rFonts w:ascii="Songti SC" w:hAnsi="Songti SC" w:eastAsia="Songti SC"/>
+          <w:sz w:val="22"/>
+          <w:vertAlign w:val="subscript"/>
+        </w:rPr>
+        <w:t>x</w:t>
+      </w:r>
+      <w:r>
+        <w:rPr>
+          <w:rFonts w:ascii="Songti SC" w:hAnsi="Songti SC" w:eastAsia="Songti SC"/>
+          <w:sz w:val="22"/>
+        </w:rPr>
+        <w:t>.</w:t>
+      </w:r>
+    </w:p>
+    <w:tbl>
+      <w:tblPr>
+        <w:tblW w:type="auto" w:w="0"/>
+        <w:jc w:val="left"/>
+        <w:tblLayout w:type="fixed"/>
+        <w:tblLook w:firstColumn="1" w:firstRow="1" w:lastColumn="0" w:lastRow="0" w:noHBand="0" w:noVBand="1" w:val="04A0"/>
+        <w:tblBorders>
+          <w:top w:val="single" w:sz="4" w:color="D9D9D9"/>
+          <w:left w:val="single" w:sz="4" w:color="D9D9D9"/>
+          <w:bottom w:val="single" w:sz="4" w:color="D9D9D9"/>
+          <w:right w:val="single" w:sz="4" w:color="D9D9D9"/>
+          <w:insideH w:val="single" w:sz="4" w:color="D9D9D9"/>
+          <w:insideV w:val="single" w:sz="4" w:color="D9D9D9"/>
+        </w:tblBorders>
+      </w:tblPr>
+      <w:tblGrid>
+        <w:gridCol w:w="2200"/>
+        <w:gridCol w:w="2400"/>
+        <w:gridCol w:w="2700"/>
+        <w:gridCol w:w="2680"/>
+      </w:tblGrid>
+      <w:tr>
+        <w:trPr>
+          <w:tblHeader/>
+        </w:trPr>
+        <w:tc>
+          <w:tcPr>
+            <w:tcW w:type="dxa" w:w="2200"/>
+            <w:vAlign w:val="center"/>
+            <w:tcMar>
+              <w:top w:w="45" w:type="dxa"/>
+              <w:bottom w:w="45" w:type="dxa"/>
+              <w:left w:w="90" w:type="dxa"/>
+              <w:right w:w="90" w:type="dxa"/>
+            </w:tcMar>
+            <w:shd w:fill="EEEEEE"/>
+          </w:tcPr>
+          <w:p>
+            <w:pPr>
+              <w:pStyle w:val="Caption"/>
+              <w:keepNext w:val="0"/>
+              <w:widowControl/>
+              <w:spacing w:after="60" w:before="0" w:line="240" w:lineRule="exact"/>
+            </w:pPr>
+            <w:r>
+              <w:rPr>
+                <w:rFonts w:ascii="Songti SC" w:hAnsi="Songti SC" w:eastAsia="Songti SC"/>
+                <w:sz w:val="18"/>
+              </w:rPr>
+              <w:t>试样</w:t>
+            </w:r>
+          </w:p>
+        </w:tc>
+        <w:tc>
+          <w:tcPr>
+            <w:tcW w:type="dxa" w:w="2400"/>
+            <w:vAlign w:val="center"/>
+            <w:tcMar>
+              <w:top w:w="45" w:type="dxa"/>
+              <w:bottom w:w="45" w:type="dxa"/>
+              <w:left w:w="90" w:type="dxa"/>
+              <w:right w:w="90" w:type="dxa"/>
+            </w:tcMar>
+            <w:shd w:fill="EEEEEE"/>
+          </w:tcPr>
+          <w:p>
+            <w:pPr>
+              <w:pStyle w:val="Caption"/>
+              <w:keepNext w:val="0"/>
+              <w:widowControl/>
+              <w:spacing w:after="60" w:before="0" w:line="240" w:lineRule="exact"/>
+            </w:pPr>
+            <w:r>
+              <w:rPr>
+                <w:rFonts w:ascii="Songti SC" w:hAnsi="Songti SC" w:eastAsia="Songti SC"/>
+                <w:sz w:val="18"/>
+              </w:rPr>
+              <w:t>轴向应变</w:t>
+            </w:r>
+          </w:p>
+        </w:tc>
+        <w:tc>
+          <w:tcPr>
+            <w:tcW w:type="dxa" w:w="2700"/>
+            <w:vAlign w:val="center"/>
+            <w:tcMar>
+              <w:top w:w="45" w:type="dxa"/>
+              <w:bottom w:w="45" w:type="dxa"/>
+              <w:left w:w="90" w:type="dxa"/>
+              <w:right w:w="90" w:type="dxa"/>
+            </w:tcMar>
+            <w:shd w:fill="EEEEEE"/>
+          </w:tcPr>
+          <w:p>
+            <w:pPr>
+              <w:pStyle w:val="Caption"/>
+              <w:keepNext w:val="0"/>
+              <w:widowControl/>
+              <w:spacing w:after="60" w:before="0" w:line="240" w:lineRule="exact"/>
+            </w:pPr>
+            <w:r>
+              <w:rPr>
+                <w:rFonts w:ascii="Songti SC" w:hAnsi="Songti SC" w:eastAsia="Songti SC"/>
+                <w:sz w:val="18"/>
+              </w:rPr>
+              <w:t>横向应变</w:t>
+            </w:r>
+          </w:p>
+        </w:tc>
+        <w:tc>
+          <w:tcPr>
+            <w:tcW w:type="dxa" w:w="2680"/>
+            <w:vAlign w:val="center"/>
+            <w:tcMar>
+              <w:top w:w="45" w:type="dxa"/>
+              <w:bottom w:w="45" w:type="dxa"/>
+              <w:left w:w="90" w:type="dxa"/>
+              <w:right w:w="90" w:type="dxa"/>
+            </w:tcMar>
+            <w:shd w:fill="EEEEEE"/>
+          </w:tcPr>
+          <w:p>
+            <w:pPr>
+              <w:pStyle w:val="Caption"/>
+              <w:keepNext w:val="0"/>
+              <w:widowControl/>
+              <w:spacing w:after="60" w:before="0" w:line="240" w:lineRule="exact"/>
+            </w:pPr>
+            <w:r>
+              <w:rPr>
+                <w:rFonts w:ascii="Songti SC" w:hAnsi="Songti SC" w:eastAsia="Songti SC"/>
+                <w:sz w:val="18"/>
+              </w:rPr>
+              <w:t>表观泊松比</w:t>
+            </w:r>
+          </w:p>
+        </w:tc>
+      </w:tr>
+      <w:tr>
+        <w:tc>
+          <w:tcPr>
+            <w:tcW w:type="dxa" w:w="2200"/>
+            <w:vAlign w:val="center"/>
+            <w:tcMar>
+              <w:top w:w="45" w:type="dxa"/>
+              <w:bottom w:w="45" w:type="dxa"/>
+              <w:left w:w="90" w:type="dxa"/>
+              <w:right w:w="90" w:type="dxa"/>
+            </w:tcMar>
+          </w:tcPr>
+          <w:p>
+            <w:pPr>
+              <w:pStyle w:val="Caption"/>
+              <w:keepNext w:val="0"/>
+              <w:widowControl/>
+              <w:spacing w:after="60" w:before="0" w:line="240" w:lineRule="exact"/>
+            </w:pPr>
+            <w:r>
+              <w:rPr>
+                <w:rFonts w:ascii="Songti SC" w:hAnsi="Songti SC" w:eastAsia="Songti SC"/>
+                <w:sz w:val="18"/>
+              </w:rPr>
+              <w:t>蜂窝</w:t>
+            </w:r>
+          </w:p>
+        </w:tc>
+        <w:tc>
+          <w:tcPr>
+            <w:tcW w:type="dxa" w:w="2400"/>
+            <w:vAlign w:val="center"/>
+            <w:tcMar>
+              <w:top w:w="45" w:type="dxa"/>
+              <w:bottom w:w="45" w:type="dxa"/>
+              <w:left w:w="90" w:type="dxa"/>
+              <w:right w:w="90" w:type="dxa"/>
+            </w:tcMar>
+          </w:tcPr>
+          <w:p>
+            <w:pPr>
+              <w:pStyle w:val="Caption"/>
+              <w:keepNext w:val="0"/>
+              <w:widowControl/>
+              <w:spacing w:after="60" w:before="0" w:line="240" w:lineRule="exact"/>
+            </w:pPr>
+            <w:r>
+              <w:rPr>
+                <w:rFonts w:ascii="Songti SC" w:hAnsi="Songti SC" w:eastAsia="Songti SC"/>
+                <w:sz w:val="18"/>
+              </w:rPr>
+              <w:t>0.001000</w:t>
+            </w:r>
+          </w:p>
+        </w:tc>
+        <w:tc>
+          <w:tcPr>
+            <w:tcW w:type="dxa" w:w="2700"/>
+            <w:vAlign w:val="center"/>
+            <w:tcMar>
+              <w:top w:w="45" w:type="dxa"/>
+              <w:bottom w:w="45" w:type="dxa"/>
+              <w:left w:w="90" w:type="dxa"/>
+              <w:right w:w="90" w:type="dxa"/>
+            </w:tcMar>
+          </w:tcPr>
+          <w:p>
+            <w:pPr>
+              <w:pStyle w:val="Caption"/>
+              <w:keepNext w:val="0"/>
+              <w:widowControl/>
+              <w:spacing w:after="60" w:before="0" w:line="240" w:lineRule="exact"/>
+            </w:pPr>
+            <w:r>
+              <w:rPr>
+                <w:rFonts w:ascii="Songti SC" w:hAnsi="Songti SC" w:eastAsia="Songti SC"/>
+                <w:sz w:val="18"/>
+              </w:rPr>
+              <w:t>0.001303</w:t>
+            </w:r>
+          </w:p>
+        </w:tc>
+        <w:tc>
+          <w:tcPr>
+            <w:tcW w:type="dxa" w:w="2680"/>
+            <w:vAlign w:val="center"/>
+            <w:tcMar>
+              <w:top w:w="45" w:type="dxa"/>
+              <w:bottom w:w="45" w:type="dxa"/>
+              <w:left w:w="90" w:type="dxa"/>
+              <w:right w:w="90" w:type="dxa"/>
+            </w:tcMar>
+          </w:tcPr>
+          <w:p>
+            <w:pPr>
+              <w:pStyle w:val="Caption"/>
+              <w:keepNext w:val="0"/>
+              <w:widowControl/>
+              <w:spacing w:after="60" w:before="0" w:line="240" w:lineRule="exact"/>
+            </w:pPr>
+            <w:r>
+              <w:rPr>
+                <w:rFonts w:ascii="Songti SC" w:hAnsi="Songti SC" w:eastAsia="Songti SC"/>
+                <w:sz w:val="18"/>
+              </w:rPr>
+              <w:t>-1.3026</w:t>
+            </w:r>
+          </w:p>
+        </w:tc>
+      </w:tr>
+      <w:tr>
+        <w:tc>
+          <w:tcPr>
+            <w:tcW w:type="dxa" w:w="2200"/>
+            <w:vAlign w:val="center"/>
+            <w:tcMar>
+              <w:top w:w="45" w:type="dxa"/>
+              <w:bottom w:w="45" w:type="dxa"/>
+              <w:left w:w="90" w:type="dxa"/>
+              <w:right w:w="90" w:type="dxa"/>
+            </w:tcMar>
+          </w:tcPr>
+          <w:p>
+            <w:pPr>
+              <w:pStyle w:val="Caption"/>
+              <w:keepNext w:val="0"/>
+              <w:widowControl/>
+              <w:spacing w:after="60" w:before="0" w:line="240" w:lineRule="exact"/>
+            </w:pPr>
+            <w:r>
+              <w:rPr>
+                <w:rFonts w:ascii="Songti SC" w:hAnsi="Songti SC" w:eastAsia="Songti SC"/>
+                <w:sz w:val="18"/>
+              </w:rPr>
+              <w:t>实心板</w:t>
+            </w:r>
+          </w:p>
+        </w:tc>
+        <w:tc>
+          <w:tcPr>
+            <w:tcW w:type="dxa" w:w="2400"/>
+            <w:vAlign w:val="center"/>
+            <w:tcMar>
+              <w:top w:w="45" w:type="dxa"/>
+              <w:bottom w:w="45" w:type="dxa"/>
+              <w:left w:w="90" w:type="dxa"/>
+              <w:right w:w="90" w:type="dxa"/>
+            </w:tcMar>
+          </w:tcPr>
+          <w:p>
+            <w:pPr>
+              <w:pStyle w:val="Caption"/>
+              <w:keepNext w:val="0"/>
+              <w:widowControl/>
+              <w:spacing w:after="60" w:before="0" w:line="240" w:lineRule="exact"/>
+            </w:pPr>
+            <w:r>
+              <w:rPr>
+                <w:rFonts w:ascii="Songti SC" w:hAnsi="Songti SC" w:eastAsia="Songti SC"/>
+                <w:sz w:val="18"/>
+              </w:rPr>
+              <w:t>0.001000</w:t>
+            </w:r>
+          </w:p>
+        </w:tc>
+        <w:tc>
+          <w:tcPr>
+            <w:tcW w:type="dxa" w:w="2700"/>
+            <w:vAlign w:val="center"/>
+            <w:tcMar>
+              <w:top w:w="45" w:type="dxa"/>
+              <w:bottom w:w="45" w:type="dxa"/>
+              <w:left w:w="90" w:type="dxa"/>
+              <w:right w:w="90" w:type="dxa"/>
+            </w:tcMar>
+          </w:tcPr>
+          <w:p>
+            <w:pPr>
+              <w:pStyle w:val="Caption"/>
+              <w:keepNext w:val="0"/>
+              <w:widowControl/>
+              <w:spacing w:after="60" w:before="0" w:line="240" w:lineRule="exact"/>
+            </w:pPr>
+            <w:r>
+              <w:rPr>
+                <w:rFonts w:ascii="Songti SC" w:hAnsi="Songti SC" w:eastAsia="Songti SC"/>
+                <w:sz w:val="18"/>
+              </w:rPr>
+              <w:t>-0.000300</w:t>
+            </w:r>
+          </w:p>
+        </w:tc>
+        <w:tc>
+          <w:tcPr>
+            <w:tcW w:type="dxa" w:w="2680"/>
+            <w:vAlign w:val="center"/>
+            <w:tcMar>
+              <w:top w:w="45" w:type="dxa"/>
+              <w:bottom w:w="45" w:type="dxa"/>
+              <w:left w:w="90" w:type="dxa"/>
+              <w:right w:w="90" w:type="dxa"/>
+            </w:tcMar>
+          </w:tcPr>
+          <w:p>
+            <w:pPr>
+              <w:pStyle w:val="Caption"/>
+              <w:keepNext w:val="0"/>
+              <w:widowControl/>
+              <w:spacing w:after="60" w:before="0" w:line="240" w:lineRule="exact"/>
+            </w:pPr>
+            <w:r>
+              <w:rPr>
+                <w:rFonts w:ascii="Songti SC" w:hAnsi="Songti SC" w:eastAsia="Songti SC"/>
+                <w:sz w:val="18"/>
+              </w:rPr>
+              <w:t>0.3000</w:t>
+            </w:r>
+          </w:p>
+        </w:tc>
+      </w:tr>
+    </w:tbl>
+    <w:p>
+      <w:pPr>
+        <w:spacing w:after="60" w:line="240" w:lineRule="auto"/>
+        <w:jc w:val="center"/>
+      </w:pPr>
+      <w:r>
+        <w:drawing>
+          <wp:inline xmlns:a="http://schemas.openxmlformats.org/drawingml/2006/main" xmlns:pic="http://schemas.openxmlformats.org/drawingml/2006/picture">
+            <wp:extent cx="3937000" cy="1749778"/>
+            <wp:docPr id="12" name="Picture 12" descr="honeycomb 参考结果图"/>
+            <wp:cNvGraphicFramePr>
+              <a:graphicFrameLocks noChangeAspect="1"/>
+            </wp:cNvGraphicFramePr>
+            <a:graphic>
+              <a:graphicData uri="http://schemas.openxmlformats.org/drawingml/2006/picture">
+                <pic:pic>
+                  <pic:nvPicPr>
+                    <pic:cNvPr id="0" name="honeycomb.png"/>
+                    <pic:cNvPicPr/>
+                  </pic:nvPicPr>
+                  <pic:blipFill>
+                    <a:blip r:embed="rId25"/>
+                    <a:stretch>
+                      <a:fillRect/>
+                    </a:stretch>
+                  </pic:blipFill>
+                  <pic:spPr>
+                    <a:xfrm>
+                      <a:off x="0" y="0"/>
+                      <a:ext cx="3937000" cy="1749778"/>
+                    </a:xfrm>
+                    <a:prstGeom prst="rect"/>
+                  </pic:spPr>
+                </pic:pic>
+              </a:graphicData>
+            </a:graphic>
+          </wp:inline>
+        </w:drawing>
+      </w:r>
+    </w:p>
+    <w:p>
+      <w:pPr>
+        <w:pStyle w:val="Caption"/>
+        <w:keepNext w:val="0"/>
+        <w:widowControl/>
+        <w:spacing w:after="100" w:before="0" w:line="260" w:lineRule="exact"/>
+      </w:pPr>
+      <w:r>
+        <w:rPr>
+          <w:rFonts w:ascii="Songti SC" w:hAnsi="Songti SC" w:eastAsia="Songti SC"/>
+          <w:sz w:val="17"/>
+        </w:rPr>
+        <w:t>拉伸量减半后，表观泊松比不变。蜂窝网格尺寸从 0.8 mm 减至 0.4 mm，结果从 −1.3026 变为 −1.3062，相差约 0.28%。负值来自几何，不是材料参数；有限试样结果不等同于周期均匀化性质。</w:t>
+      </w:r>
+    </w:p>
+    <w:p>
       <w:pPr>
         <w:pStyle w:val="Heading2"/>
         <w:keepNext/>
@@ -4992,7 +6518,7 @@
         </w:rPr>
         <w:t xml:space="preserve">[1] 本讲义网页互动版：可复制提示词、查看结果图与操作说明。 </w:t>
       </w:r>
-      <w:hyperlink r:id="rId21">
+      <w:hyperlink r:id="rId26">
         <w:r>
           <w:rPr>
             <w:color w:val="336B85"/>

--- a/public/learn/AgentFEM-first-simulations.docx
+++ b/public/learn/AgentFEM-first-simulations.docx
@@ -713,7 +713,7 @@
                 <w:rFonts w:ascii="Songti SC" w:hAnsi="Songti SC" w:eastAsia="Songti SC"/>
                 <w:sz w:val="18"/>
               </w:rPr>
-              <w:t>压杆的线性屈曲</w:t>
+              <w:t>压杆的受压响应</w:t>
             </w:r>
           </w:p>
         </w:tc>
@@ -740,7 +740,7 @@
                 <w:rFonts w:ascii="Songti SC" w:hAnsi="Songti SC" w:eastAsia="Songti SC"/>
                 <w:sz w:val="18"/>
               </w:rPr>
-              <w:t>欧拉临界载荷</w:t>
+              <w:t>载荷曲线；欧拉临界载荷</w:t>
             </w:r>
           </w:p>
         </w:tc>
@@ -823,7 +823,7 @@
                 <w:rFonts w:ascii="Songti SC" w:hAnsi="Songti SC" w:eastAsia="Songti SC"/>
                 <w:sz w:val="18"/>
               </w:rPr>
-              <w:t>实心板对照；网格检查</w:t>
+              <w:t>实心板对照；变形动画</w:t>
             </w:r>
           </w:p>
         </w:tc>
@@ -841,7 +841,7 @@
           <w:rFonts w:ascii="Songti SC" w:hAnsi="Songti SC" w:eastAsia="Songti SC"/>
           <w:sz w:val="17"/>
         </w:rPr>
-        <w:t>每题至少保留建模文件、关键数值表和一张结果图。计算统一采用 SI 单位，展示时按题目要求换算为 mm、μm 或 ℃。</w:t>
+        <w:t>每题至少保留建模文件、关键数值表和一张结果图。使用一致的单位制，展示时按题目要求换算为 mm、μm 或 ℃。</w:t>
       </w:r>
     </w:p>
     <w:p>
@@ -2925,7 +2925,7 @@
           <w:rFonts w:ascii="Heiti SC" w:hAnsi="Heiti SC" w:eastAsia="Heiti SC"/>
           <w:sz w:val="36"/>
         </w:rPr>
-        <w:t>实验 5 压杆的线性屈曲</w:t>
+        <w:t>实验 5 压杆的受压响应</w:t>
       </w:r>
     </w:p>
     <w:p>
@@ -2940,7 +2940,7 @@
           <w:rFonts w:ascii="Songti SC" w:hAnsi="Songti SC" w:eastAsia="Songti SC"/>
           <w:sz w:val="17"/>
         </w:rPr>
-        <w:t>同样一根杆，侧向受力会弯曲，轴向受压则可能失稳。这次求它开始侧弯的临界载荷。</w:t>
+        <w:t>慢慢加大压力，杆端的侧向位移会一直按比例增加吗？画出载荷与侧向位移的关系，看看接近欧拉临界载荷时发生了什么。</w:t>
       </w:r>
     </w:p>
     <w:p>
@@ -2951,7 +2951,7 @@
       <w:r>
         <w:drawing>
           <wp:inline xmlns:a="http://schemas.openxmlformats.org/drawingml/2006/main" xmlns:pic="http://schemas.openxmlformats.org/drawingml/2006/picture">
-            <wp:extent cx="5842000" cy="1489349"/>
+            <wp:extent cx="5842000" cy="1525411"/>
             <wp:docPr id="5" name="Picture 5" descr="column-setup 参考结果图"/>
             <wp:cNvGraphicFramePr>
               <a:graphicFrameLocks noChangeAspect="1"/>
@@ -2972,7 +2972,7 @@
                   <pic:spPr>
                     <a:xfrm>
                       <a:off x="0" y="0"/>
-                      <a:ext cx="5842000" cy="1489349"/>
+                      <a:ext cx="5842000" cy="1525411"/>
                     </a:xfrm>
                     <a:prstGeom prst="rect"/>
                   </pic:spPr>
@@ -2995,7 +2995,7 @@
           <w:rFonts w:ascii="Songti SC" w:hAnsi="Songti SC" w:eastAsia="Songti SC"/>
           <w:sz w:val="17"/>
         </w:rPr>
-        <w:t>运行条件：包含 2026-10-10 屈曲更新的 AgentFEM 与 SLEPc。v0.4.1 尚不包含此功能。</w:t>
+        <w:t>运行条件：支持几何非线性与平面应力 Neo-Hookean 材料的新版 AgentFEM。</w:t>
       </w:r>
     </w:p>
     <w:p>
@@ -3024,7 +3024,7 @@
           <w:rFonts w:ascii="Songti SC" w:hAnsi="Songti SC" w:eastAsia="Songti SC"/>
           <w:sz w:val="21"/>
         </w:rPr>
-        <w:t>请用 AgentFEM 分析钢压杆的线性屈曲：长 200 mm，截面高 10 mm、厚 10 mm，弹性模量 210 GPa、泊松比 0.3。采用二维平面应力，左端固定，右端面均布轴向压力，参考总力 100 N，其余边界自由，忽略重力。先计算预应力，再求第一阶临界载荷（N）和屈曲模态图。用悬臂压杆欧拉公式核对，注明模态幅值不是实际位移。 特征值求解容差设为 1e-7，并检查残差。</w:t>
+        <w:t>请用 AgentFEM 计算压杆逐步受压的响应：长 L=200 mm，截面 10×10 mm，E=210 GPa、泊松比 0.3，左端固定，右端受均布水平压力、可自由转动，其余边界自由，忽略重力。采用二维平面应力和几何非线性，材料用相同 E、ν 的平面应力 Neo-Hookean 弹性模型。加入无应力初始弯曲 y₀(x)=0.1[1−cos(πx/2L)] mm。总压力从 0 分步加到 10.7 kN，临界附近细分。画“总压力—右端平均侧向位移”曲线（位移相对初始形状），标出欧拉值 π²EI/(4L²)，并给出几个载荷下的变形图。 数值设置：采用 N、mm、MPa 单位，牛顿绝对残差容差 1e-6，自动加载最多 1500 步。</w:t>
       </w:r>
     </w:p>
     <w:p>
@@ -3039,7 +3039,7 @@
           <w:rFonts w:ascii="Heiti SC" w:hAnsi="Heiti SC" w:eastAsia="Heiti SC"/>
           <w:sz w:val="24"/>
         </w:rPr>
-        <w:t>对比计算提示词</w:t>
+        <w:t>再问一句</w:t>
       </w:r>
     </w:p>
     <w:p>
@@ -3053,7 +3053,7 @@
           <w:rFonts w:ascii="Songti SC" w:hAnsi="Songti SC" w:eastAsia="Songti SC"/>
           <w:sz w:val="21"/>
         </w:rPr>
-        <w:t>把杆长改成 400 mm，截面、材料和约束不变，再计算第一阶临界载荷。比较两次结果的比值，并用欧拉公式解释。</w:t>
+        <w:t>把初始弯曲幅值从 0.1 mm 改成 0.2 mm，其他条件不变。将两条载荷—侧向位移曲线画在同一张图上，比较相同载荷下的弯曲程度。</w:t>
       </w:r>
     </w:p>
     <w:p>
@@ -3083,7 +3083,7 @@
           <w:rFonts w:ascii="Songti SC" w:hAnsi="Songti SC" w:eastAsia="Songti SC"/>
           <w:sz w:val="17"/>
         </w:rPr>
-        <w:t>200 mm：________ N 400 mm：________ N 比值：________</w:t>
+        <w:t>欧拉临界载荷：________ kN 9 kN 时侧移：________ mm</w:t>
       </w:r>
     </w:p>
     <w:p>
@@ -3098,7 +3098,7 @@
           <w:rFonts w:ascii="Songti SC" w:hAnsi="Songti SC" w:eastAsia="Songti SC"/>
           <w:sz w:val="17"/>
         </w:rPr>
-        <w:t>欧拉参考值：________ N 相对差异：________ %</w:t>
+        <w:t>接近临界载荷时，曲线怎样变化？________________</w:t>
       </w:r>
     </w:p>
     <w:p>
@@ -3159,7 +3159,7 @@
       <w:r>
         <w:drawing>
           <wp:inline xmlns:a="http://schemas.openxmlformats.org/drawingml/2006/main" xmlns:pic="http://schemas.openxmlformats.org/drawingml/2006/picture">
-            <wp:extent cx="5842000" cy="2012244"/>
+            <wp:extent cx="5842000" cy="2155976"/>
             <wp:docPr id="6" name="Picture 6" descr="honeycomb-setup 参考结果图"/>
             <wp:cNvGraphicFramePr>
               <a:graphicFrameLocks noChangeAspect="1"/>
@@ -3180,7 +3180,7 @@
                   <pic:spPr>
                     <a:xfrm>
                       <a:off x="0" y="0"/>
-                      <a:ext cx="5842000" cy="2012244"/>
+                      <a:ext cx="5842000" cy="2155976"/>
                     </a:xfrm>
                     <a:prstGeom prst="rect"/>
                   </pic:spPr>
@@ -3248,7 +3248,7 @@
           <w:rFonts w:ascii="Songti SC" w:hAnsi="Songti SC" w:eastAsia="Songti SC"/>
           <w:sz w:val="21"/>
         </w:rPr>
-        <w:t>请用 AgentFEM 导入附件 honeycomb.msh，不重新绘制几何。坐标单位为米，宽 51.9615 mm、高 60 mm；边界标签 11/12/13/14 分别为左/右/下/上。采用二维平面应力、小变形线弹性，E=1 GPa、泊松比 0.3，忽略重力。左侧水平位移为零，右侧水平拉伸宽度的 0.1%，竖向自由，仅固定左下角竖向位移。用四侧边界平均位移计算轴向、横向应变及表观泊松比。与相同尺寸、材料和约束的实心板对比，给一张变形图并注明放大倍数。</w:t>
+        <w:t>请用 AgentFEM 导入附件 honeycomb.msh，不重新绘制几何。坐标单位为米，宽 51.9615 mm、高 60 mm；边界标签 11/12/13/14 分别为左/右/下/上。采用二维平面应力、小变形线弹性，E=1 GPa、泊松比 0.3，忽略重力。左侧水平位移为零，右侧水平拉伸宽度的 0.1%，竖向自由，仅固定左下角竖向位移。用四侧边界平均位移计算轴向、横向应变及表观泊松比。与相同尺寸、材料和约束的实心板并排画变形图，叠加原形轮廓，位移统一放大 100 倍并注明。</w:t>
       </w:r>
     </w:p>
     <w:p>
@@ -3263,7 +3263,7 @@
           <w:rFonts w:ascii="Heiti SC" w:hAnsi="Heiti SC" w:eastAsia="Heiti SC"/>
           <w:sz w:val="24"/>
         </w:rPr>
-        <w:t>对比计算提示词</w:t>
+        <w:t>再问一句</w:t>
       </w:r>
     </w:p>
     <w:p>
@@ -3277,7 +3277,7 @@
           <w:rFonts w:ascii="Songti SC" w:hAnsi="Songti SC" w:eastAsia="Songti SC"/>
           <w:sz w:val="21"/>
         </w:rPr>
-        <w:t>将蜂窝和实心板的水平拉伸量都减半，其他条件不变。比较两次表观泊松比，解释为什么位移减小了，比例却基本不变。</w:t>
+        <w:t>用这次结果生成蜂窝与实心板同步拉伸、回到原形的循环 GIF。固定视角和坐标范围，位移统一放大 100 倍并注明，保留原形轮廓。</w:t>
       </w:r>
     </w:p>
     <w:p>
@@ -3322,7 +3322,7 @@
           <w:rFonts w:ascii="Songti SC" w:hAnsi="Songti SC" w:eastAsia="Songti SC"/>
           <w:sz w:val="17"/>
         </w:rPr>
-        <w:t>实心板泊松比：________ 拉伸减半后的蜂窝泊松比：________</w:t>
+        <w:t>实心板泊松比：________ GIF 文件：________________</w:t>
       </w:r>
     </w:p>
     <w:p>
@@ -5686,42 +5686,13 @@
         </w:tblBorders>
       </w:tblPr>
       <w:tblGrid>
-        <w:gridCol w:w="2000"/>
         <w:gridCol w:w="3800"/>
-        <w:gridCol w:w="4180"/>
+        <w:gridCol w:w="6180"/>
       </w:tblGrid>
       <w:tr>
         <w:trPr>
           <w:tblHeader/>
         </w:trPr>
-        <w:tc>
-          <w:tcPr>
-            <w:tcW w:type="dxa" w:w="2000"/>
-            <w:vAlign w:val="center"/>
-            <w:tcMar>
-              <w:top w:w="45" w:type="dxa"/>
-              <w:bottom w:w="45" w:type="dxa"/>
-              <w:left w:w="90" w:type="dxa"/>
-              <w:right w:w="90" w:type="dxa"/>
-            </w:tcMar>
-            <w:shd w:fill="EEEEEE"/>
-          </w:tcPr>
-          <w:p>
-            <w:pPr>
-              <w:pStyle w:val="Caption"/>
-              <w:keepNext w:val="0"/>
-              <w:widowControl/>
-              <w:spacing w:after="60" w:before="0" w:line="240" w:lineRule="exact"/>
-            </w:pPr>
-            <w:r>
-              <w:rPr>
-                <w:rFonts w:ascii="Songti SC" w:hAnsi="Songti SC" w:eastAsia="Songti SC"/>
-                <w:sz w:val="18"/>
-              </w:rPr>
-              <w:t>长度 / mm</w:t>
-            </w:r>
-          </w:p>
-        </w:tc>
         <w:tc>
           <w:tcPr>
             <w:tcW w:type="dxa" w:w="3800"/>
@@ -5746,13 +5717,13 @@
                 <w:rFonts w:ascii="Songti SC" w:hAnsi="Songti SC" w:eastAsia="Songti SC"/>
                 <w:sz w:val="18"/>
               </w:rPr>
-              <w:t>有限元 / N</w:t>
+              <w:t>总压力 / kN</w:t>
             </w:r>
           </w:p>
         </w:tc>
         <w:tc>
           <w:tcPr>
-            <w:tcW w:type="dxa" w:w="4180"/>
+            <w:tcW w:type="dxa" w:w="6180"/>
             <w:vAlign w:val="center"/>
             <w:tcMar>
               <w:top w:w="45" w:type="dxa"/>
@@ -5774,39 +5745,12 @@
                 <w:rFonts w:ascii="Songti SC" w:hAnsi="Songti SC" w:eastAsia="Songti SC"/>
                 <w:sz w:val="18"/>
               </w:rPr>
-              <w:t>欧拉公式 / N</w:t>
+              <w:t>右端平均侧移 / mm</w:t>
             </w:r>
           </w:p>
         </w:tc>
       </w:tr>
       <w:tr>
-        <w:tc>
-          <w:tcPr>
-            <w:tcW w:type="dxa" w:w="2000"/>
-            <w:vAlign w:val="center"/>
-            <w:tcMar>
-              <w:top w:w="45" w:type="dxa"/>
-              <w:bottom w:w="45" w:type="dxa"/>
-              <w:left w:w="90" w:type="dxa"/>
-              <w:right w:w="90" w:type="dxa"/>
-            </w:tcMar>
-          </w:tcPr>
-          <w:p>
-            <w:pPr>
-              <w:pStyle w:val="Caption"/>
-              <w:keepNext w:val="0"/>
-              <w:widowControl/>
-              <w:spacing w:after="60" w:before="0" w:line="240" w:lineRule="exact"/>
-            </w:pPr>
-            <w:r>
-              <w:rPr>
-                <w:rFonts w:ascii="Songti SC" w:hAnsi="Songti SC" w:eastAsia="Songti SC"/>
-                <w:sz w:val="18"/>
-              </w:rPr>
-              <w:t>200</w:t>
-            </w:r>
-          </w:p>
-        </w:tc>
         <w:tc>
           <w:tcPr>
             <w:tcW w:type="dxa" w:w="3800"/>
@@ -5830,13 +5774,13 @@
                 <w:rFonts w:ascii="Songti SC" w:hAnsi="Songti SC" w:eastAsia="Songti SC"/>
                 <w:sz w:val="18"/>
               </w:rPr>
-              <w:t>10779.48</w:t>
+              <w:t>6.0</w:t>
             </w:r>
           </w:p>
         </w:tc>
         <w:tc>
           <w:tcPr>
-            <w:tcW w:type="dxa" w:w="4180"/>
+            <w:tcW w:type="dxa" w:w="6180"/>
             <w:vAlign w:val="center"/>
             <w:tcMar>
               <w:top w:w="45" w:type="dxa"/>
@@ -5857,39 +5801,12 @@
                 <w:rFonts w:ascii="Songti SC" w:hAnsi="Songti SC" w:eastAsia="Songti SC"/>
                 <w:sz w:val="18"/>
               </w:rPr>
-              <w:t>10794.88</w:t>
+              <w:t>0.125</w:t>
             </w:r>
           </w:p>
         </w:tc>
       </w:tr>
       <w:tr>
-        <w:tc>
-          <w:tcPr>
-            <w:tcW w:type="dxa" w:w="2000"/>
-            <w:vAlign w:val="center"/>
-            <w:tcMar>
-              <w:top w:w="45" w:type="dxa"/>
-              <w:bottom w:w="45" w:type="dxa"/>
-              <w:left w:w="90" w:type="dxa"/>
-              <w:right w:w="90" w:type="dxa"/>
-            </w:tcMar>
-          </w:tcPr>
-          <w:p>
-            <w:pPr>
-              <w:pStyle w:val="Caption"/>
-              <w:keepNext w:val="0"/>
-              <w:widowControl/>
-              <w:spacing w:after="60" w:before="0" w:line="240" w:lineRule="exact"/>
-            </w:pPr>
-            <w:r>
-              <w:rPr>
-                <w:rFonts w:ascii="Songti SC" w:hAnsi="Songti SC" w:eastAsia="Songti SC"/>
-                <w:sz w:val="18"/>
-              </w:rPr>
-              <w:t>400</w:t>
-            </w:r>
-          </w:p>
-        </w:tc>
         <w:tc>
           <w:tcPr>
             <w:tcW w:type="dxa" w:w="3800"/>
@@ -5913,13 +5830,13 @@
                 <w:rFonts w:ascii="Songti SC" w:hAnsi="Songti SC" w:eastAsia="Songti SC"/>
                 <w:sz w:val="18"/>
               </w:rPr>
-              <w:t>2698.18</w:t>
+              <w:t>9.0</w:t>
             </w:r>
           </w:p>
         </w:tc>
         <w:tc>
           <w:tcPr>
-            <w:tcW w:type="dxa" w:w="4180"/>
+            <w:tcW w:type="dxa" w:w="6180"/>
             <w:vAlign w:val="center"/>
             <w:tcMar>
               <w:top w:w="45" w:type="dxa"/>
@@ -5940,7 +5857,63 @@
                 <w:rFonts w:ascii="Songti SC" w:hAnsi="Songti SC" w:eastAsia="Songti SC"/>
                 <w:sz w:val="18"/>
               </w:rPr>
-              <w:t>2698.72</w:t>
+              <w:t>0.499</w:t>
+            </w:r>
+          </w:p>
+        </w:tc>
+      </w:tr>
+      <w:tr>
+        <w:tc>
+          <w:tcPr>
+            <w:tcW w:type="dxa" w:w="3800"/>
+            <w:vAlign w:val="center"/>
+            <w:tcMar>
+              <w:top w:w="45" w:type="dxa"/>
+              <w:bottom w:w="45" w:type="dxa"/>
+              <w:left w:w="90" w:type="dxa"/>
+              <w:right w:w="90" w:type="dxa"/>
+            </w:tcMar>
+          </w:tcPr>
+          <w:p>
+            <w:pPr>
+              <w:pStyle w:val="Caption"/>
+              <w:keepNext w:val="0"/>
+              <w:widowControl/>
+              <w:spacing w:after="60" w:before="0" w:line="240" w:lineRule="exact"/>
+            </w:pPr>
+            <w:r>
+              <w:rPr>
+                <w:rFonts w:ascii="Songti SC" w:hAnsi="Songti SC" w:eastAsia="Songti SC"/>
+                <w:sz w:val="18"/>
+              </w:rPr>
+              <w:t>10.7</w:t>
+            </w:r>
+          </w:p>
+        </w:tc>
+        <w:tc>
+          <w:tcPr>
+            <w:tcW w:type="dxa" w:w="6180"/>
+            <w:vAlign w:val="center"/>
+            <w:tcMar>
+              <w:top w:w="45" w:type="dxa"/>
+              <w:bottom w:w="45" w:type="dxa"/>
+              <w:left w:w="90" w:type="dxa"/>
+              <w:right w:w="90" w:type="dxa"/>
+            </w:tcMar>
+          </w:tcPr>
+          <w:p>
+            <w:pPr>
+              <w:pStyle w:val="Caption"/>
+              <w:keepNext w:val="0"/>
+              <w:widowControl/>
+              <w:spacing w:after="60" w:before="0" w:line="240" w:lineRule="exact"/>
+            </w:pPr>
+            <w:r>
+              <w:rPr>
+                <w:rFonts w:ascii="Songti SC" w:hAnsi="Songti SC" w:eastAsia="Songti SC"/>
+                <w:sz w:val="18"/>
+              </w:rPr>
+              <w:t>9.648</w:t>
             </w:r>
           </w:p>
         </w:tc>
@@ -5954,7 +5927,7 @@
       <w:r>
         <w:drawing>
           <wp:inline xmlns:a="http://schemas.openxmlformats.org/drawingml/2006/main" xmlns:pic="http://schemas.openxmlformats.org/drawingml/2006/picture">
-            <wp:extent cx="4318000" cy="1631244"/>
+            <wp:extent cx="3556000" cy="1955800"/>
             <wp:docPr id="11" name="Picture 11" descr="column 参考结果图"/>
             <wp:cNvGraphicFramePr>
               <a:graphicFrameLocks noChangeAspect="1"/>
@@ -5975,7 +5948,7 @@
                   <pic:spPr>
                     <a:xfrm>
                       <a:off x="0" y="0"/>
-                      <a:ext cx="4318000" cy="1631244"/>
+                      <a:ext cx="3556000" cy="1955800"/>
                     </a:xfrm>
                     <a:prstGeom prst="rect"/>
                   </pic:spPr>
@@ -5998,7 +5971,7 @@
           <w:rFonts w:ascii="Songti SC" w:hAnsi="Songti SC" w:eastAsia="Songti SC"/>
           <w:sz w:val="17"/>
         </w:rPr>
-        <w:t>模态幅值仅用于显示。参考力乘以特征值才是临界载荷；长杆与短杆的临界载荷之比约为 0.25。</w:t>
+        <w:t>欧拉值为 10.795 kN。侧移从初始弯曲形状量起，在临界值附近迅速增长。含缺陷杆的平滑响应不是理想直杆的分岔点；本例不考虑屈服。</w:t>
       </w:r>
     </w:p>
     <w:p>
@@ -6442,7 +6415,7 @@
       <w:r>
         <w:drawing>
           <wp:inline xmlns:a="http://schemas.openxmlformats.org/drawingml/2006/main" xmlns:pic="http://schemas.openxmlformats.org/drawingml/2006/picture">
-            <wp:extent cx="3937000" cy="1749778"/>
+            <wp:extent cx="2921000" cy="1689253"/>
             <wp:docPr id="12" name="Picture 12" descr="honeycomb 参考结果图"/>
             <wp:cNvGraphicFramePr>
               <a:graphicFrameLocks noChangeAspect="1"/>
@@ -6463,7 +6436,7 @@
                   <pic:spPr>
                     <a:xfrm>
                       <a:off x="0" y="0"/>
-                      <a:ext cx="3937000" cy="1749778"/>
+                      <a:ext cx="2921000" cy="1689253"/>
                     </a:xfrm>
                     <a:prstGeom prst="rect"/>
                   </pic:spPr>
@@ -6486,7 +6459,7 @@
           <w:rFonts w:ascii="Songti SC" w:hAnsi="Songti SC" w:eastAsia="Songti SC"/>
           <w:sz w:val="17"/>
         </w:rPr>
-        <w:t>拉伸量减半后，表观泊松比不变。蜂窝网格尺寸从 0.8 mm 减至 0.4 mm，结果从 −1.3026 变为 −1.3062，相差约 0.28%。负值来自几何，不是材料参数；有限试样结果不等同于周期均匀化性质。</w:t>
+        <w:t>图与 GIF 显示放大 100 倍，实际拉伸仍为 0.1%。GIF 插值展示线性结果，不是动力学仿真。加密网格给出 −1.3062，相差约 0.28%。</w:t>
       </w:r>
     </w:p>
     <w:p>

--- a/public/learn/AgentFEM-first-simulations.docx
+++ b/public/learn/AgentFEM-first-simulations.docx
@@ -2995,7 +2995,7 @@
           <w:rFonts w:ascii="Songti SC" w:hAnsi="Songti SC" w:eastAsia="Songti SC"/>
           <w:sz w:val="17"/>
         </w:rPr>
-        <w:t>运行条件：支持几何非线性与平面应力 Neo-Hookean 材料的新版 AgentFEM。</w:t>
+        <w:t>运行条件：支持几何非线性与平面应力 StVK 材料的新版 AgentFEM。</w:t>
       </w:r>
     </w:p>
     <w:p>
@@ -3024,7 +3024,7 @@
           <w:rFonts w:ascii="Songti SC" w:hAnsi="Songti SC" w:eastAsia="Songti SC"/>
           <w:sz w:val="21"/>
         </w:rPr>
-        <w:t>请用 AgentFEM 计算压杆逐步受压的响应：长 L=200 mm，截面 10×10 mm，E=210 GPa、泊松比 0.3，左端固定，右端受均布水平压力、可自由转动，其余边界自由，忽略重力。采用二维平面应力和几何非线性，材料用相同 E、ν 的平面应力 Neo-Hookean 弹性模型。加入无应力初始弯曲 y₀(x)=0.1[1−cos(πx/2L)] mm。总压力从 0 分步加到 10.7 kN，临界附近细分。画“总压力—右端平均侧向位移”曲线（位移相对初始形状），标出欧拉值 π²EI/(4L²)，并给出几个载荷下的变形图。 数值设置：采用 N、mm、MPa 单位，牛顿绝对残差容差 1e-6，自动加载最多 1500 步。</w:t>
+        <w:t>请用 AgentFEM 模拟细杆逐步受压：长 200 mm，截面 10×10 mm，E=210 GPa、泊松比 0.3。左端固定，右端受沿原轴线方向的均布压力，其余边界自由。采用线弹性材料，考虑几何非线性；加入幅值 0.1 mm 的一阶屈曲形状作为初始弯曲。将总压力从 0 逐步加到 10.7 kN，画出载荷与端部侧向位移的关系，与欧拉临界载荷比较。展示几个载荷下的变形图，用两三句话解释。</w:t>
       </w:r>
     </w:p>
     <w:p>
@@ -3248,7 +3248,7 @@
           <w:rFonts w:ascii="Songti SC" w:hAnsi="Songti SC" w:eastAsia="Songti SC"/>
           <w:sz w:val="21"/>
         </w:rPr>
-        <w:t>请用 AgentFEM 导入附件 honeycomb.msh，不重新绘制几何。坐标单位为米，宽 51.9615 mm、高 60 mm；边界标签 11/12/13/14 分别为左/右/下/上。采用二维平面应力、小变形线弹性，E=1 GPa、泊松比 0.3，忽略重力。左侧水平位移为零，右侧水平拉伸宽度的 0.1%，竖向自由，仅固定左下角竖向位移。用四侧边界平均位移计算轴向、横向应变及表观泊松比。与相同尺寸、材料和约束的实心板并排画变形图，叠加原形轮廓，位移统一放大 100 倍并注明。</w:t>
+        <w:t>请用 AgentFEM 导入附件 honeycomb.msh，不重新绘制几何。坐标单位为米，宽 51.9615 mm、高 60 mm；边界标签 11/12/13/14 分别为左/右/下/上。采用二维平面应力、小变形线弹性，E=1 GPa、泊松比 0.3，忽略重力。左侧水平位移为零，右侧水平拉伸宽度的 0.1%，竖向自由，仅固定左边界最下端节点的竖向位移（蜂窝坐标为 x=0、y=5 mm；实心板为左下角）。用四侧边界平均位移计算轴向、横向应变及表观泊松比。与相同尺寸、材料和约束的实心板并排画变形图，叠加原形轮廓，位移统一放大 100 倍并注明。</w:t>
       </w:r>
     </w:p>
     <w:p>
@@ -5857,7 +5857,7 @@
                 <w:rFonts w:ascii="Songti SC" w:hAnsi="Songti SC" w:eastAsia="Songti SC"/>
                 <w:sz w:val="18"/>
               </w:rPr>
-              <w:t>0.499</w:t>
+              <w:t>0.505</w:t>
             </w:r>
           </w:p>
         </w:tc>
@@ -5913,7 +5913,7 @@
                 <w:rFonts w:ascii="Songti SC" w:hAnsi="Songti SC" w:eastAsia="Songti SC"/>
                 <w:sz w:val="18"/>
               </w:rPr>
-              <w:t>9.648</w:t>
+              <w:t>11.953</w:t>
             </w:r>
           </w:p>
         </w:tc>

--- a/public/learn/AgentFEM-first-simulations.docx
+++ b/public/learn/AgentFEM-first-simulations.docx
@@ -926,7 +926,7 @@
     </w:p>
     <w:p>
       <w:pPr>
-        <w:spacing w:after="60" w:line="240" w:lineRule="auto"/>
+        <w:spacing w:after="60" w:line="240" w:lineRule="auto" w:before="0"/>
         <w:jc w:val="center"/>
       </w:pPr>
       <w:r>
@@ -1427,7 +1427,7 @@
     </w:p>
     <w:p>
       <w:pPr>
-        <w:spacing w:after="60" w:line="240" w:lineRule="auto"/>
+        <w:spacing w:after="60" w:line="240" w:lineRule="auto" w:before="0"/>
         <w:jc w:val="center"/>
       </w:pPr>
       <w:r>
@@ -1928,7 +1928,7 @@
     </w:p>
     <w:p>
       <w:pPr>
-        <w:spacing w:after="60" w:line="240" w:lineRule="auto"/>
+        <w:spacing w:after="60" w:line="240" w:lineRule="auto" w:before="0"/>
         <w:jc w:val="center"/>
       </w:pPr>
       <w:r>
@@ -2375,7 +2375,7 @@
     </w:p>
     <w:p>
       <w:pPr>
-        <w:spacing w:after="60" w:line="240" w:lineRule="auto"/>
+        <w:spacing w:after="60" w:line="240" w:lineRule="auto" w:before="0"/>
         <w:jc w:val="center"/>
       </w:pPr>
       <w:r>
@@ -2945,7 +2945,7 @@
     </w:p>
     <w:p>
       <w:pPr>
-        <w:spacing w:after="60" w:line="240" w:lineRule="auto"/>
+        <w:spacing w:after="60" w:line="240" w:lineRule="auto" w:before="0"/>
         <w:jc w:val="center"/>
       </w:pPr>
       <w:r>
@@ -3153,7 +3153,7 @@
     </w:p>
     <w:p>
       <w:pPr>
-        <w:spacing w:after="60" w:line="240" w:lineRule="auto"/>
+        <w:spacing w:after="60" w:line="240" w:lineRule="auto" w:before="0"/>
         <w:jc w:val="center"/>
       </w:pPr>
       <w:r>
@@ -3756,7 +3756,7 @@
     </w:tbl>
     <w:p>
       <w:pPr>
-        <w:spacing w:after="60" w:line="240" w:lineRule="auto"/>
+        <w:spacing w:after="60" w:line="240" w:lineRule="auto" w:before="0"/>
         <w:jc w:val="center"/>
       </w:pPr>
       <w:r>
@@ -4279,7 +4279,7 @@
     </w:tbl>
     <w:p>
       <w:pPr>
-        <w:spacing w:after="60" w:line="240" w:lineRule="auto"/>
+        <w:spacing w:after="60" w:line="240" w:lineRule="auto" w:before="0"/>
         <w:jc w:val="center"/>
       </w:pPr>
       <w:r>
@@ -4703,7 +4703,7 @@
     </w:tbl>
     <w:p>
       <w:pPr>
-        <w:spacing w:after="60" w:line="240" w:lineRule="auto"/>
+        <w:spacing w:after="60" w:line="240" w:lineRule="auto" w:before="0"/>
         <w:jc w:val="center"/>
       </w:pPr>
       <w:r>
@@ -5478,7 +5478,7 @@
     </w:tbl>
     <w:p>
       <w:pPr>
-        <w:spacing w:after="60" w:line="240" w:lineRule="auto"/>
+        <w:spacing w:after="60" w:line="240" w:lineRule="auto" w:before="0"/>
         <w:jc w:val="center"/>
       </w:pPr>
       <w:r>
@@ -5921,13 +5921,13 @@
     </w:tbl>
     <w:p>
       <w:pPr>
-        <w:spacing w:after="60" w:line="240" w:lineRule="auto"/>
+        <w:spacing w:after="60" w:line="240" w:lineRule="auto" w:before="160"/>
         <w:jc w:val="center"/>
       </w:pPr>
       <w:r>
         <w:drawing>
           <wp:inline xmlns:a="http://schemas.openxmlformats.org/drawingml/2006/main" xmlns:pic="http://schemas.openxmlformats.org/drawingml/2006/picture">
-            <wp:extent cx="3556000" cy="1955800"/>
+            <wp:extent cx="3302000" cy="1816100"/>
             <wp:docPr id="11" name="Picture 11" descr="column 参考结果图"/>
             <wp:cNvGraphicFramePr>
               <a:graphicFrameLocks noChangeAspect="1"/>
@@ -5948,7 +5948,7 @@
                   <pic:spPr>
                     <a:xfrm>
                       <a:off x="0" y="0"/>
-                      <a:ext cx="3556000" cy="1955800"/>
+                      <a:ext cx="3302000" cy="1816100"/>
                     </a:xfrm>
                     <a:prstGeom prst="rect"/>
                   </pic:spPr>
@@ -6409,13 +6409,13 @@
     </w:tbl>
     <w:p>
       <w:pPr>
-        <w:spacing w:after="60" w:line="240" w:lineRule="auto"/>
+        <w:spacing w:after="60" w:line="240" w:lineRule="auto" w:before="160"/>
         <w:jc w:val="center"/>
       </w:pPr>
       <w:r>
         <w:drawing>
           <wp:inline xmlns:a="http://schemas.openxmlformats.org/drawingml/2006/main" xmlns:pic="http://schemas.openxmlformats.org/drawingml/2006/picture">
-            <wp:extent cx="2921000" cy="1689253"/>
+            <wp:extent cx="2794000" cy="1615807"/>
             <wp:docPr id="12" name="Picture 12" descr="honeycomb 参考结果图"/>
             <wp:cNvGraphicFramePr>
               <a:graphicFrameLocks noChangeAspect="1"/>
@@ -6436,7 +6436,7 @@
                   <pic:spPr>
                     <a:xfrm>
                       <a:off x="0" y="0"/>
-                      <a:ext cx="2921000" cy="1689253"/>
+                      <a:ext cx="2794000" cy="1615807"/>
                     </a:xfrm>
                     <a:prstGeom prst="rect"/>
                   </pic:spPr>

--- a/public/learn/AgentFEM-first-simulations.docx
+++ b/public/learn/AgentFEM-first-simulations.docx
@@ -269,7 +269,7 @@
                 <w:rFonts w:ascii="Songti SC" w:hAnsi="Songti SC" w:eastAsia="Songti SC"/>
                 <w:sz w:val="18"/>
               </w:rPr>
-              <w:t>页码</w:t>
+              <w:t>序号</w:t>
             </w:r>
           </w:p>
         </w:tc>
@@ -354,7 +354,7 @@
                 <w:rFonts w:ascii="Songti SC" w:hAnsi="Songti SC" w:eastAsia="Songti SC"/>
                 <w:sz w:val="18"/>
               </w:rPr>
-              <w:t>2</w:t>
+              <w:t>1</w:t>
             </w:r>
           </w:p>
         </w:tc>
@@ -437,7 +437,7 @@
                 <w:rFonts w:ascii="Songti SC" w:hAnsi="Songti SC" w:eastAsia="Songti SC"/>
                 <w:sz w:val="18"/>
               </w:rPr>
-              <w:t>3</w:t>
+              <w:t>2</w:t>
             </w:r>
           </w:p>
         </w:tc>
@@ -520,7 +520,7 @@
                 <w:rFonts w:ascii="Songti SC" w:hAnsi="Songti SC" w:eastAsia="Songti SC"/>
                 <w:sz w:val="18"/>
               </w:rPr>
-              <w:t>4</w:t>
+              <w:t>3</w:t>
             </w:r>
           </w:p>
         </w:tc>
@@ -603,7 +603,7 @@
                 <w:rFonts w:ascii="Songti SC" w:hAnsi="Songti SC" w:eastAsia="Songti SC"/>
                 <w:sz w:val="18"/>
               </w:rPr>
-              <w:t>5</w:t>
+              <w:t>4</w:t>
             </w:r>
           </w:p>
         </w:tc>
@@ -686,7 +686,7 @@
                 <w:rFonts w:ascii="Songti SC" w:hAnsi="Songti SC" w:eastAsia="Songti SC"/>
                 <w:sz w:val="18"/>
               </w:rPr>
-              <w:t>6</w:t>
+              <w:t>5</w:t>
             </w:r>
           </w:p>
         </w:tc>
@@ -769,7 +769,7 @@
                 <w:rFonts w:ascii="Songti SC" w:hAnsi="Songti SC" w:eastAsia="Songti SC"/>
                 <w:sz w:val="18"/>
               </w:rPr>
-              <w:t>7</w:t>
+              <w:t>6</w:t>
             </w:r>
           </w:p>
         </w:tc>

--- a/public/learn/AgentFEM-first-simulations.docx
+++ b/public/learn/AgentFEM-first-simulations.docx
@@ -871,21 +871,6 @@
           <w:rFonts w:ascii="Songti SC" w:hAnsi="Songti SC" w:eastAsia="Songti SC"/>
           <w:sz w:val="17"/>
         </w:rPr>
-        <w:t>；</w:t>
-      </w:r>
-      <w:hyperlink r:id="rId12">
-        <w:r>
-          <w:rPr>
-            <w:color w:val="336B85"/>
-          </w:rPr>
-          <w:t>AI 助手连接说明</w:t>
-        </w:r>
-      </w:hyperlink>
-      <w:r>
-        <w:rPr>
-          <w:rFonts w:ascii="Songti SC" w:hAnsi="Songti SC" w:eastAsia="Songti SC"/>
-          <w:sz w:val="17"/>
-        </w:rPr>
         <w:t>。Windows 使用 WSL2。</w:t>
       </w:r>
     </w:p>
@@ -945,7 +930,7 @@
                     <pic:cNvPicPr/>
                   </pic:nvPicPr>
                   <pic:blipFill>
-                    <a:blip r:embed="rId13"/>
+                    <a:blip r:embed="rId12"/>
                     <a:stretch>
                       <a:fillRect/>
                     </a:stretch>
@@ -1446,7 +1431,7 @@
                     <pic:cNvPicPr/>
                   </pic:nvPicPr>
                   <pic:blipFill>
-                    <a:blip r:embed="rId14"/>
+                    <a:blip r:embed="rId13"/>
                     <a:stretch>
                       <a:fillRect/>
                     </a:stretch>
@@ -1947,7 +1932,7 @@
                     <pic:cNvPicPr/>
                   </pic:nvPicPr>
                   <pic:blipFill>
-                    <a:blip r:embed="rId15"/>
+                    <a:blip r:embed="rId14"/>
                     <a:stretch>
                       <a:fillRect/>
                     </a:stretch>
@@ -2394,7 +2379,7 @@
                     <pic:cNvPicPr/>
                   </pic:nvPicPr>
                   <pic:blipFill>
-                    <a:blip r:embed="rId16"/>
+                    <a:blip r:embed="rId15"/>
                     <a:stretch>
                       <a:fillRect/>
                     </a:stretch>
@@ -2964,7 +2949,7 @@
                     <pic:cNvPicPr/>
                   </pic:nvPicPr>
                   <pic:blipFill>
-                    <a:blip r:embed="rId17"/>
+                    <a:blip r:embed="rId16"/>
                     <a:stretch>
                       <a:fillRect/>
                     </a:stretch>
@@ -3172,7 +3157,7 @@
                     <pic:cNvPicPr/>
                   </pic:nvPicPr>
                   <pic:blipFill>
-                    <a:blip r:embed="rId18"/>
+                    <a:blip r:embed="rId17"/>
                     <a:stretch>
                       <a:fillRect/>
                     </a:stretch>
@@ -3213,7 +3198,7 @@
         <w:widowControl/>
         <w:spacing w:after="60" w:before="0" w:line="220" w:lineRule="exact"/>
       </w:pPr>
-      <w:hyperlink r:id="rId19">
+      <w:hyperlink r:id="rId18">
         <w:r>
           <w:rPr>
             <w:color w:val="336B85"/>
@@ -3775,7 +3760,7 @@
                     <pic:cNvPicPr/>
                   </pic:nvPicPr>
                   <pic:blipFill>
-                    <a:blip r:embed="rId20"/>
+                    <a:blip r:embed="rId19"/>
                     <a:stretch>
                       <a:fillRect/>
                     </a:stretch>
@@ -4298,7 +4283,7 @@
                     <pic:cNvPicPr/>
                   </pic:nvPicPr>
                   <pic:blipFill>
-                    <a:blip r:embed="rId21"/>
+                    <a:blip r:embed="rId20"/>
                     <a:stretch>
                       <a:fillRect/>
                     </a:stretch>
@@ -4722,7 +4707,7 @@
                     <pic:cNvPicPr/>
                   </pic:nvPicPr>
                   <pic:blipFill>
-                    <a:blip r:embed="rId22"/>
+                    <a:blip r:embed="rId21"/>
                     <a:stretch>
                       <a:fillRect/>
                     </a:stretch>
@@ -5497,7 +5482,7 @@
                     <pic:cNvPicPr/>
                   </pic:nvPicPr>
                   <pic:blipFill>
-                    <a:blip r:embed="rId23"/>
+                    <a:blip r:embed="rId22"/>
                     <a:stretch>
                       <a:fillRect/>
                     </a:stretch>
@@ -5940,7 +5925,7 @@
                     <pic:cNvPicPr/>
                   </pic:nvPicPr>
                   <pic:blipFill>
-                    <a:blip r:embed="rId24"/>
+                    <a:blip r:embed="rId23"/>
                     <a:stretch>
                       <a:fillRect/>
                     </a:stretch>
@@ -6428,7 +6413,7 @@
                     <pic:cNvPicPr/>
                   </pic:nvPicPr>
                   <pic:blipFill>
-                    <a:blip r:embed="rId25"/>
+                    <a:blip r:embed="rId24"/>
                     <a:stretch>
                       <a:fillRect/>
                     </a:stretch>
@@ -6491,7 +6476,7 @@
         </w:rPr>
         <w:t xml:space="preserve">[1] 本讲义网页互动版：可复制提示词、查看结果图与操作说明。 </w:t>
       </w:r>
-      <w:hyperlink r:id="rId26">
+      <w:hyperlink r:id="rId25">
         <w:r>
           <w:rPr>
             <w:color w:val="336B85"/>

--- a/public/learn/AgentFEM-first-simulations.docx
+++ b/public/learn/AgentFEM-first-simulations.docx
@@ -1727,7 +1727,7 @@
           <w:rFonts w:ascii="Songti SC" w:hAnsi="Songti SC" w:eastAsia="Songti SC"/>
           <w:sz w:val="21"/>
         </w:rPr>
-        <w:t>请用 AgentFEM 算一个厚壁圆筒：内半径 25 mm、外半径 50 mm、长 100 mm，弹性模量 210 GPa、泊松比 0.3。内压 10 MPa，外壁径向自由，不加封头载荷。采用线弹性轴对称模型，全域轴向位移为零。给我内壁径向位移（μm）和轴向中部沿壁厚的位移曲线，用拉梅解核对。</w:t>
+        <w:t>请用 AgentFEM 算一个厚壁圆筒：内半径 25 mm、外半径 50 mm、长 100 mm，弹性模量 210 GPa、泊松比 0.3。内压 10 MPa，外壁径向自由，不加封头载荷。采用线弹性轴对称模型，全域轴向位移为零。给出内壁向外膨胀的位移（μm），画出从内壁到外壁的径向位移曲线，并与拉梅解析解对比。</w:t>
       </w:r>
     </w:p>
     <w:p>
